--- a/docs/go-to-market/03_Proposal_Templates/FluxMuse_Proposal_Brand_Campaign.docx
+++ b/docs/go-to-market/03_Proposal_Templates/FluxMuse_Proposal_Brand_Campaign.docx
@@ -376,53 +376,20 @@
             </w:pPr>
             <w:r>
               <w:rPr>
-                <w:b/>
-                <w:color w:val="20242B"/>
                 <w:sz w:val="20"/>
-                <w:shd w:val="clear" w:color="auto" w:fill="FFF1A8"/>
-              </w:rPr>
-              <w:t>[[NAME]]</w:t>
-            </w:r>
+              </w:rPr>
+              <w:t>Thabo Malebadi, Founder, Fluxmuse (Pty) Ltd</w:t>
+            </w:r>
+          </w:p>
+          <w:p>
+            <w:pPr>
+              <w:spacing w:after="20" w:line="252" w:lineRule="auto"/>
+            </w:pPr>
             <w:r>
               <w:rPr>
                 <w:sz w:val="20"/>
               </w:rPr>
-              <w:t xml:space="preserve">, </w:t>
-            </w:r>
-            <w:r>
-              <w:rPr>
-                <w:b/>
-                <w:color w:val="20242B"/>
-                <w:sz w:val="20"/>
-                <w:shd w:val="clear" w:color="auto" w:fill="FFF1A8"/>
-              </w:rPr>
-              <w:t>[[TITLE]]</w:t>
-            </w:r>
-            <w:r>
-              <w:rPr>
-                <w:sz w:val="20"/>
-              </w:rPr>
-              <w:t>, Fluxmuse Pty Ltd</w:t>
-            </w:r>
-          </w:p>
-          <w:p>
-            <w:pPr>
-              <w:spacing w:after="20" w:line="252" w:lineRule="auto"/>
-            </w:pPr>
-            <w:r>
-              <w:rPr>
-                <w:b/>
-                <w:color w:val="20242B"/>
-                <w:sz w:val="20"/>
-                <w:shd w:val="clear" w:color="auto" w:fill="FFF1A8"/>
-              </w:rPr>
-              <w:t>[[EMAIL]]</w:t>
-            </w:r>
-            <w:r>
-              <w:rPr>
-                <w:sz w:val="20"/>
-              </w:rPr>
-              <w:t xml:space="preserve"> · </w:t>
+              <w:t xml:space="preserve">thabo@fluxmuse.com · </w:t>
             </w:r>
             <w:r>
               <w:rPr>
@@ -511,23 +478,7 @@
           <w:color w:val="5B6570"/>
           <w:sz w:val="17"/>
         </w:rPr>
-        <w:t xml:space="preserve"> only. Prices in South African rand (ZAR) and exclusive of VAT unless stated </w:t>
-      </w:r>
-      <w:r>
-        <w:rPr>
-          <w:b/>
-          <w:color w:val="20242B"/>
-          <w:sz w:val="17"/>
-          <w:shd w:val="clear" w:color="auto" w:fill="FFF1A8"/>
-        </w:rPr>
-        <w:t>[[CONFIRM VAT TREATMENT]]</w:t>
-      </w:r>
-      <w:r>
-        <w:rPr>
-          <w:color w:val="5B6570"/>
-          <w:sz w:val="17"/>
-        </w:rPr>
-        <w:t>.</w:t>
+        <w:t xml:space="preserve"> only. Prices in South African rand (ZAR); the price shown is the amount charged.</w:t>
       </w:r>
     </w:p>
     <w:p>
@@ -698,7 +649,7 @@
                 <w:sz w:val="19"/>
               </w:rPr>
               <w:tab/>
-              <w:t>Quote prices only from the facts file (00_FACTS_AND_ASSUMPTIONS.md). Founding Member prices (Starter R349, Growth R1,399, Scale R3,499 for the first 2 monthly bills) apply to South African sign-ups from 1 December 2026 to 31 January 2027; in Nigeria, Kenya and Ghana the same 30% applies in the first 60 days after each country's launch. Never on the Agency tier. Say “Founding Member badge and priority support” with no duration.</w:t>
+              <w:t>Quote prices only from 08_Prospects/CURRENT_OFFER.md. Every paid plan starts with payment: no trials, no free period. Free is a permanent plan, never a trial and never the lead offer.</w:t>
             </w:r>
           </w:p>
           <w:p>
@@ -735,7 +686,7 @@
                 <w:sz w:val="19"/>
               </w:rPr>
               <w:tab/>
-              <w:t>Gauteng pilot brands get pilot prices instead: Starter R249, Growth R999, Scale R2,499, Agency R3,999 for the first 2 monthly bills from 1 December 2026. Delete the offer that doesn't apply.</w:t>
+              <w:t>Founding Member is live for South African sign-ups: 30% off the first two monthly bills on Starter, Growth and Scale. No end date is set, so don't print one. Never on Agency or partner wholesale.</w:t>
             </w:r>
           </w:p>
           <w:p>
@@ -772,7 +723,7 @@
                 <w:sz w:val="19"/>
               </w:rPr>
               <w:tab/>
-              <w:t>KPI numbers are always “Target (goal)”, never results. No customer counts, ratings, testimonials or pilot results until consented pilot data exists (from December 2026).</w:t>
+              <w:t>Guarantee: only the lead guarantee, always with its conditions. Never promise cash back, sales or results.</w:t>
             </w:r>
           </w:p>
           <w:p>
@@ -809,7 +760,7 @@
                 <w:sz w:val="19"/>
               </w:rPr>
               <w:tab/>
-              <w:t>Instagram publishing, comments and DMs are pending Meta approval (in App Review). Never promise them as live.</w:t>
+              <w:t>FluxMuse has no customers or results yet. No customer counts, ratings, testimonials or case-study numbers. KPI numbers are always “Target (goal)”. Describe live features as “newly launched”.</w:t>
             </w:r>
           </w:p>
           <w:p>
@@ -846,7 +797,7 @@
                 <w:sz w:val="19"/>
               </w:rPr>
               <w:tab/>
-              <w:t>Quote prices only to businesses in the 23 rail-covered countries. Everyone else, including Botswana and Namibia (coming soon), joins the waitlist: no prices, no checkout.</w:t>
+              <w:t>Being switched on, never live: Facebook and Instagram auto-posting, checkout through FluxMuse, AI Voice (beta), daily digest, store sync. Not available: Instagram DMs and comments, checkout outside South Africa.</w:t>
             </w:r>
           </w:p>
           <w:p>
@@ -883,22 +834,7 @@
                 <w:sz w:val="19"/>
               </w:rPr>
               <w:tab/>
-              <w:t xml:space="preserve">Terms marked </w:t>
-            </w:r>
-            <w:r>
-              <w:rPr>
-                <w:b/>
-                <w:color w:val="20242B"/>
-                <w:sz w:val="19"/>
-                <w:shd w:val="clear" w:color="auto" w:fill="FFF1A8"/>
-              </w:rPr>
-              <w:t>[[LEGAL REVIEW REQUIRED]]</w:t>
-            </w:r>
-            <w:r>
-              <w:rPr>
-                <w:sz w:val="19"/>
-              </w:rPr>
-              <w:t xml:space="preserve"> are completed by legal counsel. Don't write your own.</w:t>
+              <w:t>South Africa only for paid plans. Prospects elsewhere join the waitlist: no prices, no checkout.</w:t>
             </w:r>
           </w:p>
           <w:p>
@@ -935,7 +871,7 @@
                 <w:sz w:val="19"/>
               </w:rPr>
               <w:tab/>
-              <w:t xml:space="preserve">Campaign type selector: tick one type in section 1 and set </w:t>
+              <w:t xml:space="preserve">Terms marked </w:t>
             </w:r>
             <w:r>
               <w:rPr>
@@ -944,13 +880,13 @@
                 <w:sz w:val="19"/>
                 <w:shd w:val="clear" w:color="auto" w:fill="FFF1A8"/>
               </w:rPr>
-              <w:t>[[CAMPAIGN TYPE]]</w:t>
+              <w:t>[[LEGAL REVIEW REQUIRED]]</w:t>
             </w:r>
             <w:r>
               <w:rPr>
                 <w:sz w:val="19"/>
               </w:rPr>
-              <w:t xml:space="preserve"> everywhere (Festive season, Black Friday / Cyber Monday, Back-to-school, Product launch, or Other). Delete the notes for the other types.</w:t>
+              <w:t xml:space="preserve"> are completed by legal counsel. Don't write your own.</w:t>
             </w:r>
           </w:p>
           <w:p>
@@ -987,7 +923,22 @@
                 <w:sz w:val="19"/>
               </w:rPr>
               <w:tab/>
-              <w:t>Keep FluxMuse fees, optional services and pass-through costs (ad spend, Meta message fees) in their separate budget tables. Never blend them into one FluxMuse price.</w:t>
+              <w:t xml:space="preserve">Campaign type selector: tick one type in section 1 and set </w:t>
+            </w:r>
+            <w:r>
+              <w:rPr>
+                <w:b/>
+                <w:color w:val="20242B"/>
+                <w:sz w:val="19"/>
+                <w:shd w:val="clear" w:color="auto" w:fill="FFF1A8"/>
+              </w:rPr>
+              <w:t>[[CAMPAIGN TYPE]]</w:t>
+            </w:r>
+            <w:r>
+              <w:rPr>
+                <w:sz w:val="19"/>
+              </w:rPr>
+              <w:t xml:space="preserve"> everywhere (Festive season, Black Friday / Cyber Monday, Back-to-school, Product launch, or Other). Delete the notes for the other types.</w:t>
             </w:r>
           </w:p>
           <w:p>
@@ -1024,7 +975,44 @@
                 <w:sz w:val="19"/>
               </w:rPr>
               <w:tab/>
-              <w:t>Checkout inside WhatsApp needs Growth or Scale. Plan Instagram as manual posting until Meta approves it.</w:t>
+              <w:t>Keep FluxMuse fees, optional services and pass-through costs (ad spend, Meta message fees) in their separate budget tables. Never blend them into one FluxMuse price.</w:t>
+            </w:r>
+          </w:p>
+          <w:p>
+            <w:pPr>
+              <w:tabs>
+                <w:tab w:pos="397" w:val="left"/>
+              </w:tabs>
+              <w:spacing w:after="60"/>
+              <w:ind w:left="397" w:hanging="397"/>
+            </w:pPr>
+            <w:sdt>
+              <w:sdtPr>
+                <w:rPr>
+                  <w:rFonts w:ascii="MS Gothic" w:eastAsia="MS Gothic" w:hAnsi="MS Gothic" w:hint="eastAsia"/>
+                </w:rPr>
+                <w14:checkbox>
+                  <w14:checked w14:val="0"/>
+                  <w14:checkedState w14:val="2612" w14:font="MS Gothic"/>
+                  <w14:uncheckedState w14:val="2610" w14:font="MS Gothic"/>
+                </w14:checkbox>
+              </w:sdtPr>
+              <w:sdtContent>
+                <w:r>
+                  <w:rPr>
+                    <w:rFonts w:ascii="MS Gothic" w:eastAsia="MS Gothic" w:hAnsi="MS Gothic" w:hint="eastAsia"/>
+                    <w:color w:val="20242B"/>
+                  </w:rPr>
+                  <w:t>☐</w:t>
+                </w:r>
+              </w:sdtContent>
+            </w:sdt>
+            <w:r>
+              <w:rPr>
+                <w:sz w:val="19"/>
+              </w:rPr>
+              <w:tab/>
+              <w:t>Checkout through FluxMuse is being switched on: plan orders to arrive on WhatsApp and be paid the client's usual way. Facebook and Instagram auto-posting await Meta approval: plan manual posting.</w:t>
             </w:r>
           </w:p>
           <w:p>
@@ -2218,7 +2206,7 @@
               <w:rPr>
                 <w:sz w:val="19"/>
               </w:rPr>
-              <w:t xml:space="preserve"> “Chat to order” via WhatsApp short link or QR code: </w:t>
+              <w:t xml:space="preserve"> “Chat to order” via the FluxMuse shop link or QR code: fluxmuse.ai/s/</w:t>
             </w:r>
             <w:r>
               <w:rPr>
@@ -2227,7 +2215,7 @@
                 <w:sz w:val="19"/>
                 <w:shd w:val="clear" w:color="auto" w:fill="FFF1A8"/>
               </w:rPr>
-              <w:t>[[wa.me LINK]]</w:t>
+              <w:t>[[NAME]]</w:t>
             </w:r>
           </w:p>
         </w:tc>
@@ -2250,7 +2238,7 @@
     <w:p>
       <w:r>
         <w:rPr/>
-        <w:t>The Strategist sets goals, channel mix and budget; the Creator writes copy and images in each language; the Publisher schedules posts and broadcasts; buyers order and pay in WhatsApp; the Analyst feeds results back into the next round of content.</w:t>
+        <w:t>FluxMuse turns product photos into a shop link, writes captions and images for each post in each language, sends broadcasts to opted-in customers, and alerts you on WhatsApp for every order. We review what brought leads and adjust the next round.</w:t>
       </w:r>
     </w:p>
     <w:p>
@@ -2263,7 +2251,7 @@
         <w:drawing>
           <wp:inline xmlns:a="http://schemas.openxmlformats.org/drawingml/2006/main" xmlns:pic="http://schemas.openxmlformats.org/drawingml/2006/picture">
             <wp:extent cx="6120000" cy="3442500"/>
-            <wp:docPr id="2" name="Picture 2" descr="Loop diagram: Plan (Strategist), Create (Creator), Publish (Publisher), Sell (WhatsApp commerce) and Learn (Analyst) around a central AI marketing team."/>
+            <wp:docPr id="2" name="Picture 2" descr="Loop diagram: plan, create, publish, sell and learn around FluxMuse."/>
             <wp:cNvGraphicFramePr>
               <a:graphicFrameLocks noChangeAspect="1"/>
             </wp:cNvGraphicFramePr>
@@ -2307,7 +2295,7 @@
       </w:r>
       <w:r>
         <w:rPr/>
-        <w:t xml:space="preserve"> One loop run by your AI marketing team: plan, create, publish, sell, learn.</w:t>
+        <w:t xml:space="preserve"> One loop: plan, create, publish, sell, learn. Some steps are being switched on (section 4).</w:t>
       </w:r>
     </w:p>
     <w:p>
@@ -2586,7 +2574,7 @@
                 <w:b/>
                 <w:sz w:val="18"/>
               </w:rPr>
-              <w:t>Lapsed buyers</w:t>
+              <w:t>Lapsed buyers who opted in</w:t>
             </w:r>
           </w:p>
         </w:tc>
@@ -2619,7 +2607,7 @@
               <w:rPr>
                 <w:sz w:val="18"/>
               </w:rPr>
-              <w:t xml:space="preserve"> days (churn-risk score)</w:t>
+              <w:t xml:space="preserve"> days</w:t>
             </w:r>
           </w:p>
         </w:tc>
@@ -2637,7 +2625,7 @@
               <w:rPr>
                 <w:sz w:val="18"/>
               </w:rPr>
-              <w:t>WhatsApp, SMS, email</w:t>
+              <w:t>WhatsApp broadcast</w:t>
             </w:r>
           </w:p>
         </w:tc>
@@ -2699,7 +2687,7 @@
                 <w:b/>
                 <w:sz w:val="18"/>
               </w:rPr>
-              <w:t>Loyalty members / VIPs</w:t>
+              <w:t>Status viewers</w:t>
             </w:r>
           </w:p>
         </w:tc>
@@ -2716,7 +2704,7 @@
               <w:rPr>
                 <w:sz w:val="18"/>
               </w:rPr>
-              <w:t>Top customers by spend</w:t>
+              <w:t>People who see your WhatsApp Status</w:t>
             </w:r>
           </w:p>
         </w:tc>
@@ -2733,7 +2721,7 @@
               <w:rPr>
                 <w:sz w:val="18"/>
               </w:rPr>
-              <w:t>WhatsApp</w:t>
+              <w:t>Forwarded posts</w:t>
             </w:r>
           </w:p>
         </w:tc>
@@ -2750,7 +2738,7 @@
               <w:rPr>
                 <w:sz w:val="18"/>
               </w:rPr>
-              <w:t>VIP preview</w:t>
+              <w:t>Launch and countdown</w:t>
             </w:r>
           </w:p>
         </w:tc>
@@ -2812,7 +2800,7 @@
               <w:rPr>
                 <w:sz w:val="18"/>
               </w:rPr>
-              <w:t>Facebook Page followers</w:t>
+              <w:t>Facebook, Instagram and TikTok followers</w:t>
             </w:r>
           </w:p>
         </w:tc>
@@ -2830,7 +2818,7 @@
               <w:rPr>
                 <w:sz w:val="18"/>
               </w:rPr>
-              <w:t>Posts, Messenger</w:t>
+              <w:t>Posts (TikTok via FluxMuse; others by hand)</w:t>
             </w:r>
           </w:p>
         </w:tc>
@@ -2848,7 +2836,7 @@
               <w:rPr>
                 <w:sz w:val="18"/>
               </w:rPr>
-              <w:t>Launch and countdown</w:t>
+              <w:t>Hero offer</w:t>
             </w:r>
           </w:p>
         </w:tc>
@@ -2929,7 +2917,7 @@
               <w:rPr>
                 <w:sz w:val="18"/>
               </w:rPr>
-              <w:t>Paid ads to WhatsApp</w:t>
+              <w:t>Shop link and QR code</w:t>
             </w:r>
           </w:p>
         </w:tc>
@@ -2967,111 +2955,6 @@
                 <w:shd w:val="clear" w:color="auto" w:fill="FFF1A8"/>
               </w:rPr>
               <w:t>[[N]]</w:t>
-            </w:r>
-          </w:p>
-        </w:tc>
-      </w:tr>
-      <w:tr>
-        <w:trPr>
-          <w:cantSplit/>
-        </w:trPr>
-        <w:tc>
-          <w:tcPr>
-            <w:tcW w:type="dxa" w:w="1928"/>
-            <w:shd w:val="clear" w:color="auto" w:fill="FAFAFB"/>
-            <w:vAlign w:val="center"/>
-          </w:tcPr>
-          <w:p>
-            <w:pPr>
-              <w:spacing w:after="20" w:line="252" w:lineRule="auto"/>
-            </w:pPr>
-            <w:r>
-              <w:rPr>
-                <w:b/>
-                <w:sz w:val="18"/>
-              </w:rPr>
-              <w:t>Abandoned carts</w:t>
-            </w:r>
-          </w:p>
-        </w:tc>
-        <w:tc>
-          <w:tcPr>
-            <w:tcW w:type="dxa" w:w="2154"/>
-            <w:shd w:val="clear" w:color="auto" w:fill="FAFAFB"/>
-            <w:vAlign w:val="center"/>
-          </w:tcPr>
-          <w:p>
-            <w:pPr>
-              <w:spacing w:after="20" w:line="252" w:lineRule="auto"/>
-            </w:pPr>
-            <w:r>
-              <w:rPr>
-                <w:sz w:val="18"/>
-              </w:rPr>
-              <w:t>Started checkout, didn't pay</w:t>
-            </w:r>
-          </w:p>
-        </w:tc>
-        <w:tc>
-          <w:tcPr>
-            <w:tcW w:type="dxa" w:w="2041"/>
-            <w:shd w:val="clear" w:color="auto" w:fill="FAFAFB"/>
-            <w:vAlign w:val="center"/>
-          </w:tcPr>
-          <w:p>
-            <w:pPr>
-              <w:spacing w:after="20" w:line="252" w:lineRule="auto"/>
-            </w:pPr>
-            <w:r>
-              <w:rPr>
-                <w:sz w:val="18"/>
-              </w:rPr>
-              <w:t>Automatic recovery message</w:t>
-            </w:r>
-          </w:p>
-        </w:tc>
-        <w:tc>
-          <w:tcPr>
-            <w:tcW w:type="dxa" w:w="2154"/>
-            <w:shd w:val="clear" w:color="auto" w:fill="FAFAFB"/>
-            <w:vAlign w:val="center"/>
-          </w:tcPr>
-          <w:p>
-            <w:pPr>
-              <w:spacing w:after="20" w:line="252" w:lineRule="auto"/>
-            </w:pPr>
-            <w:r>
-              <w:rPr>
-                <w:sz w:val="18"/>
-              </w:rPr>
-              <w:t xml:space="preserve">Reminder + </w:t>
-            </w:r>
-            <w:r>
-              <w:rPr>
-                <w:b/>
-                <w:color w:val="20242B"/>
-                <w:sz w:val="18"/>
-                <w:shd w:val="clear" w:color="auto" w:fill="FFF1A8"/>
-              </w:rPr>
-              <w:t>[[INCENTIVE]]</w:t>
-            </w:r>
-          </w:p>
-        </w:tc>
-        <w:tc>
-          <w:tcPr>
-            <w:tcW w:type="dxa" w:w="1361"/>
-            <w:shd w:val="clear" w:color="auto" w:fill="FAFAFB"/>
-            <w:vAlign w:val="center"/>
-          </w:tcPr>
-          <w:p>
-            <w:pPr>
-              <w:spacing w:after="20" w:line="252" w:lineRule="auto"/>
-            </w:pPr>
-            <w:r>
-              <w:rPr>
-                <w:sz w:val="18"/>
-              </w:rPr>
-              <w:t>Live</w:t>
             </w:r>
           </w:p>
         </w:tc>
@@ -3087,7 +2970,7 @@
         <w:rPr>
           <w:sz w:val="19"/>
         </w:rPr>
-        <w:t>Segments come from FluxMuse customer segmentation, lead scoring and churn-risk scoring. WhatsApp, SMS and email broadcasts go only to people who opted in (POPIA).</w:t>
+        <w:t>WhatsApp broadcasts go only to people who opted in (POPIA), with an opt-out in every message.</w:t>
       </w:r>
     </w:p>
     <w:p>
@@ -3256,7 +3139,7 @@
               <w:rPr>
                 <w:sz w:val="18"/>
               </w:rPr>
-              <w:t>Main sales channel: announce, remind, recover</w:t>
+              <w:t>Main channel: announce, remind</w:t>
             </w:r>
           </w:p>
         </w:tc>
@@ -3273,7 +3156,7 @@
               <w:rPr>
                 <w:sz w:val="18"/>
               </w:rPr>
-              <w:t>Meta-approved templates, catalog messages</w:t>
+              <w:t>Meta-approved templates</w:t>
             </w:r>
           </w:p>
         </w:tc>
@@ -3290,7 +3173,7 @@
               <w:rPr>
                 <w:sz w:val="18"/>
               </w:rPr>
-              <w:t>Live</w:t>
+              <w:t>Live (newly launched)</w:t>
             </w:r>
           </w:p>
         </w:tc>
@@ -3314,7 +3197,7 @@
                 <w:b/>
                 <w:sz w:val="18"/>
               </w:rPr>
-              <w:t>WhatsApp chatbot and Flows</w:t>
+              <w:t>Shop link and QR code</w:t>
             </w:r>
           </w:p>
         </w:tc>
@@ -3332,7 +3215,7 @@
               <w:rPr>
                 <w:sz w:val="18"/>
               </w:rPr>
-              <w:t>Answer questions, take orders 24/7</w:t>
+              <w:t>Where buyers choose and order</w:t>
             </w:r>
           </w:p>
         </w:tc>
@@ -3350,7 +3233,16 @@
               <w:rPr>
                 <w:sz w:val="18"/>
               </w:rPr>
-              <w:t>FAQ bot, order flow, checkout</w:t>
+              <w:t>fluxmuse.ai/s/</w:t>
+            </w:r>
+            <w:r>
+              <w:rPr>
+                <w:b/>
+                <w:color w:val="20242B"/>
+                <w:sz w:val="18"/>
+                <w:shd w:val="clear" w:color="auto" w:fill="FFF1A8"/>
+              </w:rPr>
+              <w:t>[[NAME]]</w:t>
             </w:r>
           </w:p>
         </w:tc>
@@ -3368,7 +3260,7 @@
               <w:rPr>
                 <w:sz w:val="18"/>
               </w:rPr>
-              <w:t>Live (checkout on Growth)</w:t>
+              <w:t>Live (newly launched)</w:t>
             </w:r>
           </w:p>
         </w:tc>
@@ -3391,7 +3283,7 @@
                 <w:b/>
                 <w:sz w:val="18"/>
               </w:rPr>
-              <w:t>Facebook Page</w:t>
+              <w:t>Order alerts</w:t>
             </w:r>
           </w:p>
         </w:tc>
@@ -3408,7 +3300,7 @@
               <w:rPr>
                 <w:sz w:val="18"/>
               </w:rPr>
-              <w:t>Reach and social proof</w:t>
+              <w:t>Every order on your WhatsApp; reply SOLD</w:t>
             </w:r>
           </w:p>
         </w:tc>
@@ -3425,7 +3317,7 @@
               <w:rPr>
                 <w:sz w:val="18"/>
               </w:rPr>
-              <w:t>Posts, countdowns, carousels</w:t>
+              <w:t>WhatsApp message</w:t>
             </w:r>
           </w:p>
         </w:tc>
@@ -3442,7 +3334,7 @@
               <w:rPr>
                 <w:sz w:val="18"/>
               </w:rPr>
-              <w:t>Live</w:t>
+              <w:t>Live (newly launched)</w:t>
             </w:r>
           </w:p>
         </w:tc>
@@ -3466,7 +3358,7 @@
                 <w:b/>
                 <w:sz w:val="18"/>
               </w:rPr>
-              <w:t>Instagram</w:t>
+              <w:t>WhatsApp Status</w:t>
             </w:r>
           </w:p>
         </w:tc>
@@ -3484,7 +3376,7 @@
               <w:rPr>
                 <w:sz w:val="18"/>
               </w:rPr>
-              <w:t>Visual reach</w:t>
+              <w:t>Daily reach</w:t>
             </w:r>
           </w:p>
         </w:tc>
@@ -3502,7 +3394,7 @@
               <w:rPr>
                 <w:sz w:val="18"/>
               </w:rPr>
-              <w:t>Posts, reels, stories</w:t>
+              <w:t>AI captions and images (POST)</w:t>
             </w:r>
           </w:p>
         </w:tc>
@@ -3520,7 +3412,7 @@
               <w:rPr>
                 <w:sz w:val="18"/>
               </w:rPr>
-              <w:t>Pending Meta approval: post manually</w:t>
+              <w:t>Live (newly launched)</w:t>
             </w:r>
           </w:p>
         </w:tc>
@@ -3543,7 +3435,7 @@
                 <w:b/>
                 <w:sz w:val="18"/>
               </w:rPr>
-              <w:t>Email</w:t>
+              <w:t>TikTok</w:t>
             </w:r>
           </w:p>
         </w:tc>
@@ -3560,7 +3452,7 @@
               <w:rPr>
                 <w:sz w:val="18"/>
               </w:rPr>
-              <w:t>Detail and gifting guides</w:t>
+              <w:t>Video reach</w:t>
             </w:r>
           </w:p>
         </w:tc>
@@ -3577,39 +3469,24 @@
               <w:rPr>
                 <w:sz w:val="18"/>
               </w:rPr>
-              <w:t xml:space="preserve">Sequence of </w:t>
-            </w:r>
-            <w:r>
-              <w:rPr>
-                <w:b/>
-                <w:color w:val="20242B"/>
+              <w:t>Short AI video clips</w:t>
+            </w:r>
+          </w:p>
+        </w:tc>
+        <w:tc>
+          <w:tcPr>
+            <w:tcW w:type="dxa" w:w="2154"/>
+            <w:vAlign w:val="center"/>
+          </w:tcPr>
+          <w:p>
+            <w:pPr>
+              <w:spacing w:after="20" w:line="252" w:lineRule="auto"/>
+            </w:pPr>
+            <w:r>
+              <w:rPr>
                 <w:sz w:val="18"/>
-                <w:shd w:val="clear" w:color="auto" w:fill="FFF1A8"/>
-              </w:rPr>
-              <w:t>[[N]]</w:t>
-            </w:r>
-            <w:r>
-              <w:rPr>
-                <w:sz w:val="18"/>
-              </w:rPr>
-              <w:t xml:space="preserve"> emails</w:t>
-            </w:r>
-          </w:p>
-        </w:tc>
-        <w:tc>
-          <w:tcPr>
-            <w:tcW w:type="dxa" w:w="2154"/>
-            <w:vAlign w:val="center"/>
-          </w:tcPr>
-          <w:p>
-            <w:pPr>
-              <w:spacing w:after="20" w:line="252" w:lineRule="auto"/>
-            </w:pPr>
-            <w:r>
-              <w:rPr>
-                <w:sz w:val="18"/>
-              </w:rPr>
-              <w:t>Live</w:t>
+              </w:rPr>
+              <w:t>Live (newly launched)</w:t>
             </w:r>
           </w:p>
         </w:tc>
@@ -3633,7 +3510,7 @@
                 <w:b/>
                 <w:sz w:val="18"/>
               </w:rPr>
-              <w:t>SMS</w:t>
+              <w:t>Facebook Page and Instagram</w:t>
             </w:r>
           </w:p>
         </w:tc>
@@ -3651,7 +3528,7 @@
               <w:rPr>
                 <w:sz w:val="18"/>
               </w:rPr>
-              <w:t>Short reminders and deadlines</w:t>
+              <w:t>Reach</w:t>
             </w:r>
           </w:p>
         </w:tc>
@@ -3669,7 +3546,7 @@
               <w:rPr>
                 <w:sz w:val="18"/>
               </w:rPr>
-              <w:t>Last-chance SMS</w:t>
+              <w:t>Posts made by FluxMuse, posted by hand</w:t>
             </w:r>
           </w:p>
         </w:tc>
@@ -3687,7 +3564,7 @@
               <w:rPr>
                 <w:sz w:val="18"/>
               </w:rPr>
-              <w:t>Live</w:t>
+              <w:t>Auto-posting being switched on</w:t>
             </w:r>
           </w:p>
         </w:tc>
@@ -3710,7 +3587,7 @@
                 <w:b/>
                 <w:sz w:val="18"/>
               </w:rPr>
-              <w:t>USSD</w:t>
+              <w:t>Checkout through FluxMuse</w:t>
             </w:r>
           </w:p>
         </w:tc>
@@ -3727,7 +3604,7 @@
               <w:rPr>
                 <w:sz w:val="18"/>
               </w:rPr>
-              <w:t>Reach feature-phone customers</w:t>
+              <w:t>Pay in the flow</w:t>
             </w:r>
           </w:p>
         </w:tc>
@@ -3744,185 +3621,24 @@
               <w:rPr>
                 <w:sz w:val="18"/>
               </w:rPr>
-              <w:t xml:space="preserve">Menu: offer, store locator, </w:t>
-            </w:r>
-            <w:r>
-              <w:rPr>
-                <w:b/>
-                <w:color w:val="20242B"/>
+              <w:t>Paystack</w:t>
+            </w:r>
+          </w:p>
+        </w:tc>
+        <w:tc>
+          <w:tcPr>
+            <w:tcW w:type="dxa" w:w="2154"/>
+            <w:vAlign w:val="center"/>
+          </w:tcPr>
+          <w:p>
+            <w:pPr>
+              <w:spacing w:after="20" w:line="252" w:lineRule="auto"/>
+            </w:pPr>
+            <w:r>
+              <w:rPr>
                 <w:sz w:val="18"/>
-                <w:shd w:val="clear" w:color="auto" w:fill="FFF1A8"/>
-              </w:rPr>
-              <w:t>[[ ]]</w:t>
-            </w:r>
-          </w:p>
-        </w:tc>
-        <w:tc>
-          <w:tcPr>
-            <w:tcW w:type="dxa" w:w="2154"/>
-            <w:vAlign w:val="center"/>
-          </w:tcPr>
-          <w:p>
-            <w:pPr>
-              <w:spacing w:after="20" w:line="252" w:lineRule="auto"/>
-            </w:pPr>
-            <w:r>
-              <w:rPr>
-                <w:sz w:val="18"/>
-              </w:rPr>
-              <w:t>Live (Growth)</w:t>
-            </w:r>
-          </w:p>
-        </w:tc>
-      </w:tr>
-      <w:tr>
-        <w:trPr>
-          <w:cantSplit/>
-        </w:trPr>
-        <w:tc>
-          <w:tcPr>
-            <w:tcW w:type="dxa" w:w="2041"/>
-            <w:shd w:val="clear" w:color="auto" w:fill="FAFAFB"/>
-            <w:vAlign w:val="center"/>
-          </w:tcPr>
-          <w:p>
-            <w:pPr>
-              <w:spacing w:after="20" w:line="252" w:lineRule="auto"/>
-            </w:pPr>
-            <w:r>
-              <w:rPr>
-                <w:b/>
-                <w:sz w:val="18"/>
-              </w:rPr>
-              <w:t>Link-in-bio</w:t>
-            </w:r>
-          </w:p>
-        </w:tc>
-        <w:tc>
-          <w:tcPr>
-            <w:tcW w:type="dxa" w:w="2721"/>
-            <w:shd w:val="clear" w:color="auto" w:fill="FAFAFB"/>
-            <w:vAlign w:val="center"/>
-          </w:tcPr>
-          <w:p>
-            <w:pPr>
-              <w:spacing w:after="20" w:line="252" w:lineRule="auto"/>
-            </w:pPr>
-            <w:r>
-              <w:rPr>
-                <w:sz w:val="18"/>
-              </w:rPr>
-              <w:t>One link for all offers</w:t>
-            </w:r>
-          </w:p>
-        </w:tc>
-        <w:tc>
-          <w:tcPr>
-            <w:tcW w:type="dxa" w:w="2721"/>
-            <w:shd w:val="clear" w:color="auto" w:fill="FAFAFB"/>
-            <w:vAlign w:val="center"/>
-          </w:tcPr>
-          <w:p>
-            <w:pPr>
-              <w:spacing w:after="20" w:line="252" w:lineRule="auto"/>
-            </w:pPr>
-            <w:r>
-              <w:rPr>
-                <w:sz w:val="18"/>
-              </w:rPr>
-              <w:t>Link page with WhatsApp CTA</w:t>
-            </w:r>
-          </w:p>
-        </w:tc>
-        <w:tc>
-          <w:tcPr>
-            <w:tcW w:type="dxa" w:w="2154"/>
-            <w:shd w:val="clear" w:color="auto" w:fill="FAFAFB"/>
-            <w:vAlign w:val="center"/>
-          </w:tcPr>
-          <w:p>
-            <w:pPr>
-              <w:spacing w:after="20" w:line="252" w:lineRule="auto"/>
-            </w:pPr>
-            <w:r>
-              <w:rPr>
-                <w:sz w:val="18"/>
-              </w:rPr>
-              <w:t>Live</w:t>
-            </w:r>
-          </w:p>
-        </w:tc>
-      </w:tr>
-      <w:tr>
-        <w:trPr>
-          <w:cantSplit/>
-        </w:trPr>
-        <w:tc>
-          <w:tcPr>
-            <w:tcW w:type="dxa" w:w="2041"/>
-            <w:vAlign w:val="center"/>
-          </w:tcPr>
-          <w:p>
-            <w:pPr>
-              <w:spacing w:after="20" w:line="252" w:lineRule="auto"/>
-            </w:pPr>
-            <w:r>
-              <w:rPr>
-                <w:b/>
-                <w:sz w:val="18"/>
-              </w:rPr>
-              <w:t>Landing page</w:t>
-            </w:r>
-          </w:p>
-        </w:tc>
-        <w:tc>
-          <w:tcPr>
-            <w:tcW w:type="dxa" w:w="2721"/>
-            <w:vAlign w:val="center"/>
-          </w:tcPr>
-          <w:p>
-            <w:pPr>
-              <w:spacing w:after="20" w:line="252" w:lineRule="auto"/>
-            </w:pPr>
-            <w:r>
-              <w:rPr>
-                <w:sz w:val="18"/>
-              </w:rPr>
-              <w:t>Campaign hub, T&amp;Cs, QR to WhatsApp</w:t>
-            </w:r>
-          </w:p>
-        </w:tc>
-        <w:tc>
-          <w:tcPr>
-            <w:tcW w:type="dxa" w:w="2721"/>
-            <w:vAlign w:val="center"/>
-          </w:tcPr>
-          <w:p>
-            <w:pPr>
-              <w:spacing w:after="20" w:line="252" w:lineRule="auto"/>
-            </w:pPr>
-            <w:r>
-              <w:rPr>
-                <w:sz w:val="18"/>
-              </w:rPr>
-              <w:t>FluxMuse landing page builder</w:t>
-            </w:r>
-          </w:p>
-        </w:tc>
-        <w:tc>
-          <w:tcPr>
-            <w:tcW w:type="dxa" w:w="2154"/>
-            <w:vAlign w:val="center"/>
-          </w:tcPr>
-          <w:p>
-            <w:pPr>
-              <w:spacing w:after="20" w:line="252" w:lineRule="auto"/>
-            </w:pPr>
-            <w:r>
-              <w:rPr>
-                <w:sz w:val="18"/>
-              </w:rPr>
-              <w:t>Live</w:t>
+              </w:rPr>
+              <w:t>Being switched on</w:t>
             </w:r>
           </w:p>
         </w:tc>
@@ -3943,7 +3659,7 @@
         <w:drawing>
           <wp:inline xmlns:a="http://schemas.openxmlformats.org/drawingml/2006/main" xmlns:pic="http://schemas.openxmlformats.org/drawingml/2006/picture">
             <wp:extent cx="6120000" cy="3442500"/>
-            <wp:docPr id="3" name="Picture 3" descr="Hub diagram: FluxMuse AI team at the centre connected to WhatsApp, Facebook Pages, Messenger, email, SMS, USSD, website chat widget, link-in-bio and landing pages, with Instagram dashed as in Meta review."/>
+            <wp:docPr id="3" name="Picture 3" descr="Hub diagram with FluxMuse at the centre connected to the channels a business uses."/>
             <wp:cNvGraphicFramePr>
               <a:graphicFrameLocks noChangeAspect="1"/>
             </wp:cNvGraphicFramePr>
@@ -3987,7 +3703,7 @@
       </w:r>
       <w:r>
         <w:rPr/>
-        <w:t xml:space="preserve"> Every channel your buyers use, one AI team. Instagram is pending Meta approval and not live yet.</w:t>
+        <w:t xml:space="preserve"> Channels around one WhatsApp-first hub. Facebook and Instagram auto-posting are being switched on.</w:t>
       </w:r>
     </w:p>
     <w:p>
@@ -4250,7 +3966,7 @@
               <w:rPr>
                 <w:sz w:val="16"/>
               </w:rPr>
-              <w:t>“Coming soon” to VIPs</w:t>
+              <w:t>“Coming soon” to opted-in VIPs</w:t>
             </w:r>
           </w:p>
         </w:tc>
@@ -4267,7 +3983,7 @@
               <w:rPr>
                 <w:sz w:val="16"/>
               </w:rPr>
-              <w:t>Launch broadcast + catalog</w:t>
+              <w:t>Launch broadcast + shop link</w:t>
             </w:r>
           </w:p>
         </w:tc>
@@ -4284,7 +4000,7 @@
               <w:rPr>
                 <w:sz w:val="16"/>
               </w:rPr>
-              <w:t>Reminder + bundles</w:t>
+              <w:t>Reminder</w:t>
             </w:r>
           </w:p>
         </w:tc>
@@ -4318,7 +4034,7 @@
               <w:rPr>
                 <w:sz w:val="16"/>
               </w:rPr>
-              <w:t>Thank-you + review ask</w:t>
+              <w:t>Thank-you</w:t>
             </w:r>
           </w:p>
         </w:tc>
@@ -4342,7 +4058,7 @@
                 <w:b/>
                 <w:sz w:val="16"/>
               </w:rPr>
-              <w:t>Facebook Page</w:t>
+              <w:t>WhatsApp Status</w:t>
             </w:r>
           </w:p>
         </w:tc>
@@ -4360,7 +4076,7 @@
               <w:rPr>
                 <w:sz w:val="16"/>
               </w:rPr>
-              <w:t>Page refresh</w:t>
+              <w:t>Plan posts</w:t>
             </w:r>
           </w:p>
         </w:tc>
@@ -4378,7 +4094,7 @@
               <w:rPr>
                 <w:sz w:val="16"/>
               </w:rPr>
-              <w:t>2 teaser posts</w:t>
+              <w:t>Teasers</w:t>
             </w:r>
           </w:p>
         </w:tc>
@@ -4396,7 +4112,7 @@
               <w:rPr>
                 <w:sz w:val="16"/>
               </w:rPr>
-              <w:t>Launch post + pinned</w:t>
+              <w:t>Launch post</w:t>
             </w:r>
           </w:p>
         </w:tc>
@@ -4414,7 +4130,7 @@
               <w:rPr>
                 <w:sz w:val="16"/>
               </w:rPr>
-              <w:t>3 posts + countdown</w:t>
+              <w:t>Daily posts</w:t>
             </w:r>
           </w:p>
         </w:tc>
@@ -4432,7 +4148,7 @@
               <w:rPr>
                 <w:sz w:val="16"/>
               </w:rPr>
-              <w:t>Final countdown</w:t>
+              <w:t>Countdown</w:t>
             </w:r>
           </w:p>
         </w:tc>
@@ -4450,7 +4166,7 @@
               <w:rPr>
                 <w:sz w:val="16"/>
               </w:rPr>
-              <w:t>Best-sellers recap</w:t>
+              <w:t>Best-sellers</w:t>
             </w:r>
           </w:p>
         </w:tc>
@@ -4473,7 +4189,7 @@
                 <w:b/>
                 <w:sz w:val="16"/>
               </w:rPr>
-              <w:t>Instagram*</w:t>
+              <w:t>TikTok</w:t>
             </w:r>
           </w:p>
         </w:tc>
@@ -4490,7 +4206,7 @@
               <w:rPr>
                 <w:sz w:val="16"/>
               </w:rPr>
-              <w:t>Grid plan</w:t>
+              <w:t>Plan clips</w:t>
             </w:r>
           </w:p>
         </w:tc>
@@ -4507,7 +4223,7 @@
               <w:rPr>
                 <w:sz w:val="16"/>
               </w:rPr>
-              <w:t>Teasers (manual)</w:t>
+              <w:t>Teaser clip</w:t>
             </w:r>
           </w:p>
         </w:tc>
@@ -4524,7 +4240,7 @@
               <w:rPr>
                 <w:sz w:val="16"/>
               </w:rPr>
-              <w:t>Launch (manual)</w:t>
+              <w:t>Launch clip</w:t>
             </w:r>
           </w:p>
         </w:tc>
@@ -4541,7 +4257,7 @@
               <w:rPr>
                 <w:sz w:val="16"/>
               </w:rPr>
-              <w:t>Reels (manual)</w:t>
+              <w:t>2 clips</w:t>
             </w:r>
           </w:p>
         </w:tc>
@@ -4558,7 +4274,7 @@
               <w:rPr>
                 <w:sz w:val="16"/>
               </w:rPr>
-              <w:t>Stories (manual)</w:t>
+              <w:t>Countdown clip</w:t>
             </w:r>
           </w:p>
         </w:tc>
@@ -4575,7 +4291,7 @@
               <w:rPr>
                 <w:sz w:val="16"/>
               </w:rPr>
-              <w:t>Recap (manual)</w:t>
+              <w:t>Recap clip</w:t>
             </w:r>
           </w:p>
         </w:tc>
@@ -4599,7 +4315,7 @@
                 <w:b/>
                 <w:sz w:val="16"/>
               </w:rPr>
-              <w:t>Email</w:t>
+              <w:t>Facebook / Instagram*</w:t>
             </w:r>
           </w:p>
         </w:tc>
@@ -4617,7 +4333,7 @@
               <w:rPr>
                 <w:sz w:val="16"/>
               </w:rPr>
-              <w:t>List clean-up</w:t>
+              <w:t>Grid plan</w:t>
             </w:r>
           </w:p>
         </w:tc>
@@ -4635,7 +4351,7 @@
               <w:rPr>
                 <w:sz w:val="16"/>
               </w:rPr>
-              <w:t>Save-the-date</w:t>
+              <w:t>Teasers (by hand)</w:t>
             </w:r>
           </w:p>
         </w:tc>
@@ -4653,7 +4369,7 @@
               <w:rPr>
                 <w:sz w:val="16"/>
               </w:rPr>
-              <w:t>Launch email</w:t>
+              <w:t>Launch (by hand)</w:t>
             </w:r>
           </w:p>
         </w:tc>
@@ -4671,7 +4387,7 @@
               <w:rPr>
                 <w:sz w:val="16"/>
               </w:rPr>
-              <w:t>Gift guide</w:t>
+              <w:t>Posts (by hand)</w:t>
             </w:r>
           </w:p>
         </w:tc>
@@ -4689,7 +4405,7 @@
               <w:rPr>
                 <w:sz w:val="16"/>
               </w:rPr>
-              <w:t>Last chance</w:t>
+              <w:t>Stories (by hand)</w:t>
             </w:r>
           </w:p>
         </w:tc>
@@ -4707,7 +4423,7 @@
               <w:rPr>
                 <w:sz w:val="16"/>
               </w:rPr>
-              <w:t>Thank you</w:t>
+              <w:t>Recap (by hand)</w:t>
             </w:r>
           </w:p>
         </w:tc>
@@ -4730,7 +4446,7 @@
                 <w:b/>
                 <w:sz w:val="16"/>
               </w:rPr>
-              <w:t>SMS / USSD</w:t>
+              <w:t>Shop link</w:t>
             </w:r>
           </w:p>
         </w:tc>
@@ -4747,7 +4463,7 @@
               <w:rPr>
                 <w:sz w:val="16"/>
               </w:rPr>
-              <w:t>USSD menu set</w:t>
+              <w:t>Products in</w:t>
             </w:r>
           </w:p>
         </w:tc>
@@ -4764,7 +4480,7 @@
               <w:rPr>
                 <w:sz w:val="16"/>
               </w:rPr>
-              <w:t>–</w:t>
+              <w:t>Link shared</w:t>
             </w:r>
           </w:p>
         </w:tc>
@@ -4781,7 +4497,7 @@
               <w:rPr>
                 <w:sz w:val="16"/>
               </w:rPr>
-              <w:t>Launch SMS</w:t>
+              <w:t>Offer live</w:t>
             </w:r>
           </w:p>
         </w:tc>
@@ -4798,7 +4514,7 @@
               <w:rPr>
                 <w:sz w:val="16"/>
               </w:rPr>
-              <w:t>–</w:t>
+              <w:t>Update stock</w:t>
             </w:r>
           </w:p>
         </w:tc>
@@ -4815,145 +4531,13 @@
               <w:rPr>
                 <w:sz w:val="16"/>
               </w:rPr>
-              <w:t>Deadline SMS</w:t>
+              <w:t>Countdown</w:t>
             </w:r>
           </w:p>
         </w:tc>
         <w:tc>
           <w:tcPr>
             <w:tcW w:type="dxa" w:w="1361"/>
-            <w:vAlign w:val="center"/>
-          </w:tcPr>
-          <w:p>
-            <w:pPr>
-              <w:spacing w:after="20" w:line="252" w:lineRule="auto"/>
-            </w:pPr>
-            <w:r>
-              <w:rPr>
-                <w:sz w:val="16"/>
-              </w:rPr>
-              <w:t>–</w:t>
-            </w:r>
-          </w:p>
-        </w:tc>
-      </w:tr>
-      <w:tr>
-        <w:trPr>
-          <w:cantSplit/>
-        </w:trPr>
-        <w:tc>
-          <w:tcPr>
-            <w:tcW w:type="dxa" w:w="1474"/>
-            <w:shd w:val="clear" w:color="auto" w:fill="FAFAFB"/>
-            <w:vAlign w:val="center"/>
-          </w:tcPr>
-          <w:p>
-            <w:pPr>
-              <w:spacing w:after="20" w:line="252" w:lineRule="auto"/>
-            </w:pPr>
-            <w:r>
-              <w:rPr>
-                <w:b/>
-                <w:sz w:val="16"/>
-              </w:rPr>
-              <w:t>Landing page / link-in-bio</w:t>
-            </w:r>
-          </w:p>
-        </w:tc>
-        <w:tc>
-          <w:tcPr>
-            <w:tcW w:type="dxa" w:w="1361"/>
-            <w:shd w:val="clear" w:color="auto" w:fill="FAFAFB"/>
-            <w:vAlign w:val="center"/>
-          </w:tcPr>
-          <w:p>
-            <w:pPr>
-              <w:spacing w:after="20" w:line="252" w:lineRule="auto"/>
-            </w:pPr>
-            <w:r>
-              <w:rPr>
-                <w:sz w:val="16"/>
-              </w:rPr>
-              <w:t>Build page</w:t>
-            </w:r>
-          </w:p>
-        </w:tc>
-        <w:tc>
-          <w:tcPr>
-            <w:tcW w:type="dxa" w:w="1361"/>
-            <w:shd w:val="clear" w:color="auto" w:fill="FAFAFB"/>
-            <w:vAlign w:val="center"/>
-          </w:tcPr>
-          <w:p>
-            <w:pPr>
-              <w:spacing w:after="20" w:line="252" w:lineRule="auto"/>
-            </w:pPr>
-            <w:r>
-              <w:rPr>
-                <w:sz w:val="16"/>
-              </w:rPr>
-              <w:t>Waitlist live</w:t>
-            </w:r>
-          </w:p>
-        </w:tc>
-        <w:tc>
-          <w:tcPr>
-            <w:tcW w:type="dxa" w:w="1361"/>
-            <w:shd w:val="clear" w:color="auto" w:fill="FAFAFB"/>
-            <w:vAlign w:val="center"/>
-          </w:tcPr>
-          <w:p>
-            <w:pPr>
-              <w:spacing w:after="20" w:line="252" w:lineRule="auto"/>
-            </w:pPr>
-            <w:r>
-              <w:rPr>
-                <w:sz w:val="16"/>
-              </w:rPr>
-              <w:t>Offer live</w:t>
-            </w:r>
-          </w:p>
-        </w:tc>
-        <w:tc>
-          <w:tcPr>
-            <w:tcW w:type="dxa" w:w="1361"/>
-            <w:shd w:val="clear" w:color="auto" w:fill="FAFAFB"/>
-            <w:vAlign w:val="center"/>
-          </w:tcPr>
-          <w:p>
-            <w:pPr>
-              <w:spacing w:after="20" w:line="252" w:lineRule="auto"/>
-            </w:pPr>
-            <w:r>
-              <w:rPr>
-                <w:sz w:val="16"/>
-              </w:rPr>
-              <w:t>Update stock</w:t>
-            </w:r>
-          </w:p>
-        </w:tc>
-        <w:tc>
-          <w:tcPr>
-            <w:tcW w:type="dxa" w:w="1361"/>
-            <w:shd w:val="clear" w:color="auto" w:fill="FAFAFB"/>
-            <w:vAlign w:val="center"/>
-          </w:tcPr>
-          <w:p>
-            <w:pPr>
-              <w:spacing w:after="20" w:line="252" w:lineRule="auto"/>
-            </w:pPr>
-            <w:r>
-              <w:rPr>
-                <w:sz w:val="16"/>
-              </w:rPr>
-              <w:t>Countdown</w:t>
-            </w:r>
-          </w:p>
-        </w:tc>
-        <w:tc>
-          <w:tcPr>
-            <w:tcW w:type="dxa" w:w="1361"/>
-            <w:shd w:val="clear" w:color="auto" w:fill="FAFAFB"/>
             <w:vAlign w:val="center"/>
           </w:tcPr>
           <w:p>
@@ -4981,7 +4565,7 @@
           <w:color w:val="5B6570"/>
           <w:sz w:val="17"/>
         </w:rPr>
-        <w:t xml:space="preserve">*Instagram is pending Meta approval; plan manual posting until it is live in FluxMuse. Every cell: </w:t>
+        <w:t xml:space="preserve">*Facebook and Instagram auto-posting are waiting for Meta approval; FluxMuse makes the posts and you post them by hand until then. Every cell: </w:t>
       </w:r>
       <w:r>
         <w:rPr>
@@ -4997,7 +4581,7 @@
           <w:color w:val="5B6570"/>
           <w:sz w:val="17"/>
         </w:rPr>
-        <w:t xml:space="preserve"> to be confirmed in the approvals workflow.</w:t>
+        <w:t xml:space="preserve"> to be confirmed before scheduling.</w:t>
       </w:r>
     </w:p>
     <w:p>
@@ -5172,7 +4756,7 @@
                 <w:b/>
                 <w:sz w:val="18"/>
               </w:rPr>
-              <w:t>1. Short link or QR</w:t>
+              <w:t>1. Link or QR</w:t>
             </w:r>
           </w:p>
         </w:tc>
@@ -5189,7 +4773,7 @@
               <w:rPr>
                 <w:sz w:val="18"/>
               </w:rPr>
-              <w:t>Buyer taps an ad, post or QR code</w:t>
+              <w:t>Buyer taps a post, Status or QR code</w:t>
             </w:r>
           </w:p>
         </w:tc>
@@ -5206,7 +4790,7 @@
               <w:rPr>
                 <w:sz w:val="18"/>
               </w:rPr>
-              <w:t>wa.me short links, QR codes</w:t>
+              <w:t>Shop link, QR code</w:t>
             </w:r>
           </w:p>
         </w:tc>
@@ -5223,7 +4807,7 @@
               <w:rPr>
                 <w:sz w:val="18"/>
               </w:rPr>
-              <w:t>Link clicks</w:t>
+              <w:t>Link visits</w:t>
             </w:r>
           </w:p>
         </w:tc>
@@ -5267,7 +4851,7 @@
                 <w:b/>
                 <w:sz w:val="18"/>
               </w:rPr>
-              <w:t>2. Chatbot</w:t>
+              <w:t>2. Shop</w:t>
             </w:r>
           </w:p>
         </w:tc>
@@ -5285,7 +4869,7 @@
               <w:rPr>
                 <w:sz w:val="18"/>
               </w:rPr>
-              <w:t>Greets, answers questions, shows offers</w:t>
+              <w:t>Buyer browses products</w:t>
             </w:r>
           </w:p>
         </w:tc>
@@ -5303,7 +4887,7 @@
               <w:rPr>
                 <w:sz w:val="18"/>
               </w:rPr>
-              <w:t>Chatbot, WhatsApp Flows</w:t>
+              <w:t>Hosted shop (Concierge catalogue)</w:t>
             </w:r>
           </w:p>
         </w:tc>
@@ -5321,7 +4905,7 @@
               <w:rPr>
                 <w:sz w:val="18"/>
               </w:rPr>
-              <w:t>Conversations started</w:t>
+              <w:t>Qualified leads</w:t>
             </w:r>
           </w:p>
         </w:tc>
@@ -5365,7 +4949,7 @@
                 <w:b/>
                 <w:sz w:val="18"/>
               </w:rPr>
-              <w:t>3. Catalog</w:t>
+              <w:t>3. Order</w:t>
             </w:r>
           </w:p>
         </w:tc>
@@ -5382,7 +4966,7 @@
               <w:rPr>
                 <w:sz w:val="18"/>
               </w:rPr>
-              <w:t>Buyer browses products in chat</w:t>
+              <w:t>Order arrives as a WhatsApp message</w:t>
             </w:r>
           </w:p>
         </w:tc>
@@ -5399,7 +4983,7 @@
               <w:rPr>
                 <w:sz w:val="18"/>
               </w:rPr>
-              <w:t>WhatsApp catalog</w:t>
+              <w:t>Order alerts, SOLD</w:t>
             </w:r>
           </w:p>
         </w:tc>
@@ -5416,7 +5000,7 @@
               <w:rPr>
                 <w:sz w:val="18"/>
               </w:rPr>
-              <w:t>Catalog views</w:t>
+              <w:t>Orders</w:t>
             </w:r>
           </w:p>
         </w:tc>
@@ -5460,7 +5044,7 @@
                 <w:b/>
                 <w:sz w:val="18"/>
               </w:rPr>
-              <w:t>4. Checkout</w:t>
+              <w:t>4. Payment</w:t>
             </w:r>
           </w:p>
         </w:tc>
@@ -5478,7 +5062,7 @@
               <w:rPr>
                 <w:sz w:val="18"/>
               </w:rPr>
-              <w:t>Cart and payment inside WhatsApp</w:t>
+              <w:t>Paid the business's usual way</w:t>
             </w:r>
           </w:p>
         </w:tc>
@@ -5496,7 +5080,7 @@
               <w:rPr>
                 <w:sz w:val="18"/>
               </w:rPr>
-              <w:t>Cart checkout; Yoco, Ozow, Paystack</w:t>
+              <w:t>Checkout through FluxMuse: being switched on</w:t>
             </w:r>
           </w:p>
         </w:tc>
@@ -5514,7 +5098,7 @@
               <w:rPr>
                 <w:sz w:val="18"/>
               </w:rPr>
-              <w:t>Chat-to-order conversion</w:t>
+              <w:t>Orders paid</w:t>
             </w:r>
           </w:p>
         </w:tc>
@@ -5535,7 +5119,7 @@
                 <w:sz w:val="18"/>
                 <w:shd w:val="clear" w:color="auto" w:fill="FFF1A8"/>
               </w:rPr>
-              <w:t>[[e.g. 5%]]</w:t>
+              <w:t>[[N]]</w:t>
             </w:r>
           </w:p>
         </w:tc>
@@ -5558,7 +5142,7 @@
                 <w:b/>
                 <w:sz w:val="18"/>
               </w:rPr>
-              <w:t>5. Confirmation</w:t>
+              <w:t>5. Follow-up</w:t>
             </w:r>
           </w:p>
         </w:tc>
@@ -5575,7 +5159,7 @@
               <w:rPr>
                 <w:sz w:val="18"/>
               </w:rPr>
-              <w:t>Order confirmed, status updates</w:t>
+              <w:t>Offer to buyers who opted in</w:t>
             </w:r>
           </w:p>
         </w:tc>
@@ -5592,215 +5176,7 @@
               <w:rPr>
                 <w:sz w:val="18"/>
               </w:rPr>
-              <w:t>Orders and notifications</w:t>
-            </w:r>
-          </w:p>
-        </w:tc>
-        <w:tc>
-          <w:tcPr>
-            <w:tcW w:type="dxa" w:w="1928"/>
-            <w:vAlign w:val="center"/>
-          </w:tcPr>
-          <w:p>
-            <w:pPr>
-              <w:spacing w:after="20" w:line="252" w:lineRule="auto"/>
-            </w:pPr>
-            <w:r>
-              <w:rPr>
-                <w:sz w:val="18"/>
-              </w:rPr>
-              <w:t>Orders · GMV (R)</w:t>
-            </w:r>
-          </w:p>
-        </w:tc>
-        <w:tc>
-          <w:tcPr>
-            <w:tcW w:type="dxa" w:w="1474"/>
-            <w:vAlign w:val="center"/>
-          </w:tcPr>
-          <w:p>
-            <w:pPr>
-              <w:spacing w:after="20" w:line="252" w:lineRule="auto"/>
-            </w:pPr>
-            <w:r>
-              <w:rPr>
-                <w:b/>
-                <w:color w:val="20242B"/>
-                <w:sz w:val="18"/>
-                <w:shd w:val="clear" w:color="auto" w:fill="FFF1A8"/>
-              </w:rPr>
-              <w:t>[[N]]</w:t>
-            </w:r>
-            <w:r>
-              <w:rPr>
-                <w:sz w:val="18"/>
-              </w:rPr>
-              <w:t xml:space="preserve"> · </w:t>
-            </w:r>
-            <w:r>
-              <w:rPr>
-                <w:b/>
-                <w:color w:val="20242B"/>
-                <w:sz w:val="18"/>
-                <w:shd w:val="clear" w:color="auto" w:fill="FFF1A8"/>
-              </w:rPr>
-              <w:t>[[R]]</w:t>
-            </w:r>
-          </w:p>
-        </w:tc>
-      </w:tr>
-      <w:tr>
-        <w:trPr>
-          <w:cantSplit/>
-        </w:trPr>
-        <w:tc>
-          <w:tcPr>
-            <w:tcW w:type="dxa" w:w="1587"/>
-            <w:shd w:val="clear" w:color="auto" w:fill="FAFAFB"/>
-            <w:vAlign w:val="center"/>
-          </w:tcPr>
-          <w:p>
-            <w:pPr>
-              <w:spacing w:after="20" w:line="252" w:lineRule="auto"/>
-            </w:pPr>
-            <w:r>
-              <w:rPr>
-                <w:b/>
-                <w:sz w:val="18"/>
-              </w:rPr>
-              <w:t>6. Recovery</w:t>
-            </w:r>
-          </w:p>
-        </w:tc>
-        <w:tc>
-          <w:tcPr>
-            <w:tcW w:type="dxa" w:w="2381"/>
-            <w:shd w:val="clear" w:color="auto" w:fill="FAFAFB"/>
-            <w:vAlign w:val="center"/>
-          </w:tcPr>
-          <w:p>
-            <w:pPr>
-              <w:spacing w:after="20" w:line="252" w:lineRule="auto"/>
-            </w:pPr>
-            <w:r>
-              <w:rPr>
-                <w:sz w:val="18"/>
-              </w:rPr>
-              <w:t>Reminder if the cart isn't paid</w:t>
-            </w:r>
-          </w:p>
-        </w:tc>
-        <w:tc>
-          <w:tcPr>
-            <w:tcW w:type="dxa" w:w="2268"/>
-            <w:shd w:val="clear" w:color="auto" w:fill="FAFAFB"/>
-            <w:vAlign w:val="center"/>
-          </w:tcPr>
-          <w:p>
-            <w:pPr>
-              <w:spacing w:after="20" w:line="252" w:lineRule="auto"/>
-            </w:pPr>
-            <w:r>
-              <w:rPr>
-                <w:sz w:val="18"/>
-              </w:rPr>
-              <w:t>Abandoned-cart recovery</w:t>
-            </w:r>
-          </w:p>
-        </w:tc>
-        <w:tc>
-          <w:tcPr>
-            <w:tcW w:type="dxa" w:w="1928"/>
-            <w:shd w:val="clear" w:color="auto" w:fill="FAFAFB"/>
-            <w:vAlign w:val="center"/>
-          </w:tcPr>
-          <w:p>
-            <w:pPr>
-              <w:spacing w:after="20" w:line="252" w:lineRule="auto"/>
-            </w:pPr>
-            <w:r>
-              <w:rPr>
-                <w:sz w:val="18"/>
-              </w:rPr>
-              <w:t>Carts recovered</w:t>
-            </w:r>
-          </w:p>
-        </w:tc>
-        <w:tc>
-          <w:tcPr>
-            <w:tcW w:type="dxa" w:w="1474"/>
-            <w:shd w:val="clear" w:color="auto" w:fill="FAFAFB"/>
-            <w:vAlign w:val="center"/>
-          </w:tcPr>
-          <w:p>
-            <w:pPr>
-              <w:spacing w:after="20" w:line="252" w:lineRule="auto"/>
-            </w:pPr>
-            <w:r>
-              <w:rPr>
-                <w:b/>
-                <w:color w:val="20242B"/>
-                <w:sz w:val="18"/>
-                <w:shd w:val="clear" w:color="auto" w:fill="FFF1A8"/>
-              </w:rPr>
-              <w:t>[[e.g. 10%]]</w:t>
-            </w:r>
-          </w:p>
-        </w:tc>
-      </w:tr>
-      <w:tr>
-        <w:trPr>
-          <w:cantSplit/>
-        </w:trPr>
-        <w:tc>
-          <w:tcPr>
-            <w:tcW w:type="dxa" w:w="1587"/>
-            <w:vAlign w:val="center"/>
-          </w:tcPr>
-          <w:p>
-            <w:pPr>
-              <w:spacing w:after="20" w:line="252" w:lineRule="auto"/>
-            </w:pPr>
-            <w:r>
-              <w:rPr>
-                <w:b/>
-                <w:sz w:val="18"/>
-              </w:rPr>
-              <w:t>7. Retarget</w:t>
-            </w:r>
-          </w:p>
-        </w:tc>
-        <w:tc>
-          <w:tcPr>
-            <w:tcW w:type="dxa" w:w="2381"/>
-            <w:vAlign w:val="center"/>
-          </w:tcPr>
-          <w:p>
-            <w:pPr>
-              <w:spacing w:after="20" w:line="252" w:lineRule="auto"/>
-            </w:pPr>
-            <w:r>
-              <w:rPr>
-                <w:sz w:val="18"/>
-              </w:rPr>
-              <w:t>Follow-up offer to buyers and browsers</w:t>
-            </w:r>
-          </w:p>
-        </w:tc>
-        <w:tc>
-          <w:tcPr>
-            <w:tcW w:type="dxa" w:w="2268"/>
-            <w:vAlign w:val="center"/>
-          </w:tcPr>
-          <w:p>
-            <w:pPr>
-              <w:spacing w:after="20" w:line="252" w:lineRule="auto"/>
-            </w:pPr>
-            <w:r>
-              <w:rPr>
-                <w:sz w:val="18"/>
-              </w:rPr>
-              <w:t>Segments, broadcasts, loyalty</w:t>
+              <w:t>Broadcasts</w:t>
             </w:r>
           </w:p>
         </w:tc>
@@ -5858,7 +5234,7 @@
         <w:drawing>
           <wp:inline xmlns:a="http://schemas.openxmlformats.org/drawingml/2006/main" xmlns:pic="http://schemas.openxmlformats.org/drawingml/2006/picture">
             <wp:extent cx="6120000" cy="3442500"/>
-            <wp:docPr id="4" name="Picture 4" descr="WhatsApp commerce flow: discover, chat, catalog, cart, pay with local rails, confirmed and loyalty, with abandoned-cart recovery and retargeting loops."/>
+            <wp:docPr id="4" name="Picture 4" descr="WhatsApp commerce flow from a shared link to an order alert on the merchant's WhatsApp."/>
             <wp:cNvGraphicFramePr>
               <a:graphicFrameLocks noChangeAspect="1"/>
             </wp:cNvGraphicFramePr>
@@ -5902,7 +5278,7 @@
       </w:r>
       <w:r>
         <w:rPr/>
-        <w:t xml:space="preserve"> From first tap to repeat order inside WhatsApp. Catalog and checkout in chat are on Growth and Scale.</w:t>
+        <w:t xml:space="preserve"> From first tap to an order on WhatsApp. Checkout through FluxMuse is being switched on.</w:t>
       </w:r>
     </w:p>
     <w:p>
@@ -6339,7 +5715,7 @@
                 <w:b/>
                 <w:sz w:val="17"/>
               </w:rPr>
-              <w:t>Plan upgrade, catalog and payments</w:t>
+              <w:t>Plan, shop products and link</w:t>
             </w:r>
           </w:p>
         </w:tc>
@@ -7706,7 +7082,7 @@
                 <w:b/>
                 <w:sz w:val="18"/>
               </w:rPr>
-              <w:t>Growth (needed for WhatsApp checkout)</w:t>
+              <w:t>Starter</w:t>
             </w:r>
           </w:p>
         </w:tc>
@@ -7723,7 +7099,7 @@
               <w:rPr>
                 <w:sz w:val="18"/>
               </w:rPr>
-              <w:t>R1,999/mo (Founding Member R1,399 for the first 2 monthly bills*)</w:t>
+              <w:t>R499/mo (Founding Member R349 for the first two monthly bills*)</w:t>
             </w:r>
           </w:p>
         </w:tc>
@@ -7789,7 +7165,7 @@
                 <w:b/>
                 <w:sz w:val="18"/>
               </w:rPr>
-              <w:t>Scale (multi-brand, API, priority support)</w:t>
+              <w:t>Growth (3 brands, 15 channels)</w:t>
             </w:r>
           </w:p>
         </w:tc>
@@ -7807,7 +7183,7 @@
               <w:rPr>
                 <w:sz w:val="18"/>
               </w:rPr>
-              <w:t>R4,999/mo (Founding Member R3,499 for the first 2 monthly bills*)</w:t>
+              <w:t>R1,999/mo (Founding Member R1,399 for the first two monthly bills*)</w:t>
             </w:r>
           </w:p>
         </w:tc>
@@ -7837,6 +7213,88 @@
           <w:tcPr>
             <w:tcW w:type="dxa" w:w="1474"/>
             <w:shd w:val="clear" w:color="auto" w:fill="FAFAFB"/>
+            <w:vAlign w:val="center"/>
+          </w:tcPr>
+          <w:p>
+            <w:pPr>
+              <w:spacing w:after="20" w:line="252" w:lineRule="auto"/>
+              <w:jc w:val="right"/>
+            </w:pPr>
+            <w:r>
+              <w:rPr>
+                <w:b/>
+                <w:color w:val="20242B"/>
+                <w:sz w:val="18"/>
+                <w:shd w:val="clear" w:color="auto" w:fill="FFF1A8"/>
+              </w:rPr>
+              <w:t>[[R]]</w:t>
+            </w:r>
+          </w:p>
+        </w:tc>
+      </w:tr>
+      <w:tr>
+        <w:trPr>
+          <w:cantSplit/>
+        </w:trPr>
+        <w:tc>
+          <w:tcPr>
+            <w:tcW w:type="dxa" w:w="2835"/>
+            <w:vAlign w:val="center"/>
+          </w:tcPr>
+          <w:p>
+            <w:pPr>
+              <w:spacing w:after="20" w:line="252" w:lineRule="auto"/>
+            </w:pPr>
+            <w:r>
+              <w:rPr>
+                <w:b/>
+                <w:sz w:val="18"/>
+              </w:rPr>
+              <w:t>Scale (10 brands, 40 channels)</w:t>
+            </w:r>
+          </w:p>
+        </w:tc>
+        <w:tc>
+          <w:tcPr>
+            <w:tcW w:type="dxa" w:w="3969"/>
+            <w:vAlign w:val="center"/>
+          </w:tcPr>
+          <w:p>
+            <w:pPr>
+              <w:spacing w:after="20" w:line="252" w:lineRule="auto"/>
+            </w:pPr>
+            <w:r>
+              <w:rPr>
+                <w:sz w:val="18"/>
+              </w:rPr>
+              <w:t>R4,999/mo (Founding Member R3,499 for the first two monthly bills*)</w:t>
+            </w:r>
+          </w:p>
+        </w:tc>
+        <w:tc>
+          <w:tcPr>
+            <w:tcW w:type="dxa" w:w="1361"/>
+            <w:vAlign w:val="center"/>
+          </w:tcPr>
+          <w:p>
+            <w:pPr>
+              <w:spacing w:after="20" w:line="252" w:lineRule="auto"/>
+              <w:jc w:val="center"/>
+            </w:pPr>
+            <w:r>
+              <w:rPr>
+                <w:b/>
+                <w:color w:val="20242B"/>
+                <w:sz w:val="18"/>
+                <w:shd w:val="clear" w:color="auto" w:fill="FFF1A8"/>
+              </w:rPr>
+              <w:t>[[N]]</w:t>
+            </w:r>
+          </w:p>
+        </w:tc>
+        <w:tc>
+          <w:tcPr>
+            <w:tcW w:type="dxa" w:w="1474"/>
             <w:vAlign w:val="center"/>
           </w:tcPr>
           <w:p>
@@ -7868,7 +7326,7 @@
           <w:color w:val="5B6570"/>
           <w:sz w:val="17"/>
         </w:rPr>
-        <w:t>*South African sign-ups from 1 December 2026 to 31 January 2027 only. Delete the plan you don't recommend.</w:t>
+        <w:t>*Founding Member: South African sign-ups pay 30% less for their first two monthly bills. It is a discount, not a free period. Payment first; no trial. Delete the plans you don't recommend.</w:t>
       </w:r>
     </w:p>
     <w:p>
@@ -7998,7 +7456,7 @@
                 <w:b/>
                 <w:sz w:val="19"/>
               </w:rPr>
-              <w:t>Campaign set-up (catalog, flows, templates, landing page)</w:t>
+              <w:t>Campaign set-up (shop products, templates, QR codes)</w:t>
             </w:r>
           </w:p>
         </w:tc>
@@ -8588,131 +8046,6 @@
                 <w:b/>
                 <w:sz w:val="19"/>
               </w:rPr>
-              <w:t>SMS sending</w:t>
-            </w:r>
-          </w:p>
-        </w:tc>
-        <w:tc>
-          <w:tcPr>
-            <w:tcW w:type="dxa" w:w="2835"/>
-            <w:vAlign w:val="center"/>
-          </w:tcPr>
-          <w:p>
-            <w:pPr>
-              <w:spacing w:after="20" w:line="252" w:lineRule="auto"/>
-            </w:pPr>
-            <w:r>
-              <w:rPr>
-                <w:sz w:val="19"/>
-              </w:rPr>
-              <w:t>SMS provider</w:t>
-            </w:r>
-          </w:p>
-        </w:tc>
-        <w:tc>
-          <w:tcPr>
-            <w:tcW w:type="dxa" w:w="2268"/>
-            <w:vAlign w:val="center"/>
-          </w:tcPr>
-          <w:p>
-            <w:pPr>
-              <w:spacing w:after="20" w:line="252" w:lineRule="auto"/>
-              <w:jc w:val="right"/>
-            </w:pPr>
-            <w:r>
-              <w:rPr>
-                <w:b/>
-                <w:color w:val="20242B"/>
-                <w:sz w:val="19"/>
-                <w:shd w:val="clear" w:color="auto" w:fill="FFF1A8"/>
-              </w:rPr>
-              <w:t>[[estimate R]]</w:t>
-            </w:r>
-          </w:p>
-        </w:tc>
-      </w:tr>
-      <w:tr>
-        <w:trPr>
-          <w:cantSplit/>
-        </w:trPr>
-        <w:tc>
-          <w:tcPr>
-            <w:tcW w:type="dxa" w:w="4535"/>
-            <w:shd w:val="clear" w:color="auto" w:fill="FAFAFB"/>
-            <w:vAlign w:val="center"/>
-          </w:tcPr>
-          <w:p>
-            <w:pPr>
-              <w:spacing w:after="20" w:line="252" w:lineRule="auto"/>
-            </w:pPr>
-            <w:r>
-              <w:rPr>
-                <w:b/>
-                <w:sz w:val="19"/>
-              </w:rPr>
-              <w:t>Payment processing fees</w:t>
-            </w:r>
-          </w:p>
-        </w:tc>
-        <w:tc>
-          <w:tcPr>
-            <w:tcW w:type="dxa" w:w="2835"/>
-            <w:shd w:val="clear" w:color="auto" w:fill="FAFAFB"/>
-            <w:vAlign w:val="center"/>
-          </w:tcPr>
-          <w:p>
-            <w:pPr>
-              <w:spacing w:after="20" w:line="252" w:lineRule="auto"/>
-            </w:pPr>
-            <w:r>
-              <w:rPr>
-                <w:sz w:val="19"/>
-              </w:rPr>
-              <w:t>Yoco / Ozow / Paystack</w:t>
-            </w:r>
-          </w:p>
-        </w:tc>
-        <w:tc>
-          <w:tcPr>
-            <w:tcW w:type="dxa" w:w="2268"/>
-            <w:shd w:val="clear" w:color="auto" w:fill="FAFAFB"/>
-            <w:vAlign w:val="center"/>
-          </w:tcPr>
-          <w:p>
-            <w:pPr>
-              <w:spacing w:after="20" w:line="252" w:lineRule="auto"/>
-              <w:jc w:val="right"/>
-            </w:pPr>
-            <w:r>
-              <w:rPr>
-                <w:b/>
-                <w:color w:val="20242B"/>
-                <w:sz w:val="19"/>
-                <w:shd w:val="clear" w:color="auto" w:fill="FFF1A8"/>
-              </w:rPr>
-              <w:t>[[provider rates]]</w:t>
-            </w:r>
-          </w:p>
-        </w:tc>
-      </w:tr>
-      <w:tr>
-        <w:trPr>
-          <w:cantSplit/>
-        </w:trPr>
-        <w:tc>
-          <w:tcPr>
-            <w:tcW w:type="dxa" w:w="4535"/>
-            <w:vAlign w:val="center"/>
-          </w:tcPr>
-          <w:p>
-            <w:pPr>
-              <w:spacing w:after="20" w:line="252" w:lineRule="auto"/>
-            </w:pPr>
-            <w:r>
-              <w:rPr>
-                <w:b/>
-                <w:sz w:val="19"/>
-              </w:rPr>
               <w:t>Printing (QR flyers, in-store)</w:t>
             </w:r>
           </w:p>
@@ -8843,7 +8176,7 @@
                 <w:color w:val="20242B"/>
                 <w:sz w:val="19"/>
               </w:rPr>
-              <w:t>Amount (excl. VAT)</w:t>
+              <w:t>Amount</w:t>
             </w:r>
           </w:p>
         </w:tc>
@@ -9034,28 +8367,81 @@
         <w:spacing w:after="0" w:line="120" w:lineRule="exact"/>
       </w:pPr>
     </w:p>
+    <w:tbl>
+      <w:tblPr>
+        <w:tblW w:w="9637" w:type="dxa"/>
+        <w:jc w:val="center"/>
+        <w:tblBorders/>
+        <w:tblLayout w:type="fixed"/>
+        <w:tblCellMar>
+          <w:top w:w="50" w:type="dxa"/>
+          <w:left w:w="100" w:type="dxa"/>
+          <w:bottom w:w="50" w:type="dxa"/>
+          <w:right w:w="100" w:type="dxa"/>
+        </w:tblCellMar>
+        <w:tblLook w:firstColumn="1" w:firstRow="1" w:lastColumn="0" w:lastRow="0" w:noHBand="0" w:noVBand="1" w:val="04A0"/>
+        <w:tblCaption w:val="Layout: callout"/>
+      </w:tblPr>
+      <w:tblGrid>
+        <w:gridCol w:w="9637"/>
+      </w:tblGrid>
+      <w:tr>
+        <w:tc>
+          <w:tcPr>
+            <w:tcW w:type="dxa" w:w="9638"/>
+            <w:tcBorders>
+              <w:top w:val="nil" w:sz="0" w:space="0" w:color="auto"/>
+              <w:left w:val="single" w:sz="36" w:space="0" w:color="FF6A00"/>
+              <w:bottom w:val="nil" w:sz="0" w:space="0" w:color="auto"/>
+              <w:right w:val="nil" w:sz="0" w:space="0" w:color="auto"/>
+            </w:tcBorders>
+            <w:shd w:val="clear" w:color="auto" w:fill="FFF4EB"/>
+            <w:tcMar>
+              <w:top w:w="140" w:type="dxa"/>
+              <w:left w:w="220" w:type="dxa"/>
+              <w:bottom w:w="120" w:type="dxa"/>
+              <w:right w:w="200" w:type="dxa"/>
+            </w:tcMar>
+          </w:tcPr>
+          <w:p>
+            <w:pPr>
+              <w:spacing w:after="80"/>
+            </w:pPr>
+            <w:r>
+              <w:rPr>
+                <w:rFonts w:ascii="Poppins" w:hAnsi="Poppins" w:cs="Poppins" w:eastAsia="Poppins"/>
+                <w:b/>
+                <w:color w:val="20242B"/>
+                <w:sz w:val="23"/>
+              </w:rPr>
+              <w:t>Our lead guarantee</w:t>
+            </w:r>
+          </w:p>
+          <w:p>
+            <w:pPr>
+              <w:spacing w:after="80"/>
+            </w:pPr>
+            <w:r>
+              <w:rPr>
+                <w:b/>
+                <w:sz w:val="19"/>
+              </w:rPr>
+              <w:t>Lead guarantee:</w:t>
+            </w:r>
+            <w:r>
+              <w:rPr>
+                <w:sz w:val="19"/>
+              </w:rPr>
+              <w:t xml:space="preserve"> 3 qualified leads in your first 30 days after go-live. A qualified lead is a unique WhatsApp number that starts a conversation through a FluxMuse-tracked link or QR code. If fewer than 3 arrive and you held up your side (shared the link and posted at least weekly), we keep working with you at no extra charge until you have 3. It is extra support, not a cash payment.</w:t>
+            </w:r>
+          </w:p>
+        </w:tc>
+      </w:tr>
+    </w:tbl>
     <w:p>
-      <w:r>
-        <w:rPr>
-          <w:sz w:val="19"/>
-        </w:rPr>
-        <w:t xml:space="preserve">Campaign Financing (instalment plans for campaign spend) may be available: </w:t>
-      </w:r>
-      <w:r>
-        <w:rPr>
-          <w:b/>
-          <w:color w:val="20242B"/>
-          <w:sz w:val="19"/>
-          <w:shd w:val="clear" w:color="auto" w:fill="FFF1A8"/>
-        </w:rPr>
-        <w:t>[[CONFIRM ELIGIBILITY]]</w:t>
-      </w:r>
-      <w:r>
-        <w:rPr>
-          <w:sz w:val="19"/>
-        </w:rPr>
-        <w:t>.</w:t>
-      </w:r>
+      <w:pPr>
+        <w:spacing w:after="0" w:line="160" w:lineRule="exact"/>
+      </w:pPr>
     </w:p>
     <w:p>
       <w:pPr>
@@ -9214,7 +8600,7 @@
                 <w:b/>
                 <w:sz w:val="18"/>
               </w:rPr>
-              <w:t>Reach and impressions</w:t>
+              <w:t>Shop link visits and QR scans</w:t>
             </w:r>
           </w:p>
         </w:tc>
@@ -9271,7 +8657,7 @@
               <w:rPr>
                 <w:sz w:val="18"/>
               </w:rPr>
-              <w:t>Social metrics, ads</w:t>
+              <w:t>Shop link</w:t>
             </w:r>
           </w:p>
         </w:tc>
@@ -9295,7 +8681,7 @@
                 <w:b/>
                 <w:sz w:val="18"/>
               </w:rPr>
-              <w:t>Short-link clicks and QR scans</w:t>
+              <w:t>Qualified leads</w:t>
             </w:r>
           </w:p>
         </w:tc>
@@ -9355,7 +8741,7 @@
               <w:rPr>
                 <w:sz w:val="18"/>
               </w:rPr>
-              <w:t>Short links</w:t>
+              <w:t>FluxMuse tracking</w:t>
             </w:r>
           </w:p>
         </w:tc>
@@ -9378,7 +8764,7 @@
                 <w:b/>
                 <w:sz w:val="18"/>
               </w:rPr>
-              <w:t>WhatsApp conversations started</w:t>
+              <w:t>Orders alerted</w:t>
             </w:r>
           </w:p>
         </w:tc>
@@ -9435,7 +8821,7 @@
               <w:rPr>
                 <w:sz w:val="18"/>
               </w:rPr>
-              <w:t>Inbox</w:t>
+              <w:t>Order alerts</w:t>
             </w:r>
           </w:p>
         </w:tc>
@@ -9459,7 +8845,7 @@
                 <w:b/>
                 <w:sz w:val="18"/>
               </w:rPr>
-              <w:t>Chat-to-order conversion</w:t>
+              <w:t>Posts and clips made</w:t>
             </w:r>
           </w:p>
         </w:tc>
@@ -9519,7 +8905,7 @@
               <w:rPr>
                 <w:sz w:val="18"/>
               </w:rPr>
-              <w:t>Orders</w:t>
+              <w:t>POST history</w:t>
             </w:r>
           </w:p>
         </w:tc>
@@ -9542,7 +8928,7 @@
                 <w:b/>
                 <w:sz w:val="18"/>
               </w:rPr>
-              <w:t>Orders and GMV (R)</w:t>
+              <w:t>Opted-in contacts</w:t>
             </w:r>
           </w:p>
         </w:tc>
@@ -9599,7 +8985,7 @@
               <w:rPr>
                 <w:sz w:val="18"/>
               </w:rPr>
-              <w:t>Orders</w:t>
+              <w:t>Contact list</w:t>
             </w:r>
           </w:p>
         </w:tc>
@@ -9623,7 +9009,7 @@
                 <w:b/>
                 <w:sz w:val="18"/>
               </w:rPr>
-              <w:t>Average order value (R)</w:t>
+              <w:t>Opt-outs (keep low)</w:t>
             </w:r>
           </w:p>
         </w:tc>
@@ -9673,414 +9059,6 @@
           <w:tcPr>
             <w:tcW w:type="dxa" w:w="2268"/>
             <w:shd w:val="clear" w:color="auto" w:fill="FAFAFB"/>
-            <w:vAlign w:val="center"/>
-          </w:tcPr>
-          <w:p>
-            <w:pPr>
-              <w:spacing w:after="20" w:line="252" w:lineRule="auto"/>
-            </w:pPr>
-            <w:r>
-              <w:rPr>
-                <w:sz w:val="18"/>
-              </w:rPr>
-              <w:t>Orders</w:t>
-            </w:r>
-          </w:p>
-        </w:tc>
-      </w:tr>
-      <w:tr>
-        <w:trPr>
-          <w:cantSplit/>
-        </w:trPr>
-        <w:tc>
-          <w:tcPr>
-            <w:tcW w:type="dxa" w:w="3061"/>
-            <w:vAlign w:val="center"/>
-          </w:tcPr>
-          <w:p>
-            <w:pPr>
-              <w:spacing w:after="20" w:line="252" w:lineRule="auto"/>
-            </w:pPr>
-            <w:r>
-              <w:rPr>
-                <w:b/>
-                <w:sz w:val="18"/>
-              </w:rPr>
-              <w:t>Abandoned carts recovered</w:t>
-            </w:r>
-          </w:p>
-        </w:tc>
-        <w:tc>
-          <w:tcPr>
-            <w:tcW w:type="dxa" w:w="2381"/>
-            <w:vAlign w:val="center"/>
-          </w:tcPr>
-          <w:p>
-            <w:pPr>
-              <w:spacing w:after="20" w:line="252" w:lineRule="auto"/>
-            </w:pPr>
-            <w:r>
-              <w:rPr>
-                <w:b/>
-                <w:color w:val="20242B"/>
-                <w:sz w:val="18"/>
-                <w:shd w:val="clear" w:color="auto" w:fill="FFF1A8"/>
-              </w:rPr>
-              <w:t>[[ ]]</w:t>
-            </w:r>
-          </w:p>
-        </w:tc>
-        <w:tc>
-          <w:tcPr>
-            <w:tcW w:type="dxa" w:w="1928"/>
-            <w:vAlign w:val="center"/>
-          </w:tcPr>
-          <w:p>
-            <w:pPr>
-              <w:spacing w:after="20" w:line="252" w:lineRule="auto"/>
-            </w:pPr>
-            <w:r>
-              <w:rPr>
-                <w:b/>
-                <w:color w:val="20242B"/>
-                <w:sz w:val="18"/>
-                <w:shd w:val="clear" w:color="auto" w:fill="FFF1A8"/>
-              </w:rPr>
-              <w:t>[[ ]]</w:t>
-            </w:r>
-          </w:p>
-        </w:tc>
-        <w:tc>
-          <w:tcPr>
-            <w:tcW w:type="dxa" w:w="2268"/>
-            <w:vAlign w:val="center"/>
-          </w:tcPr>
-          <w:p>
-            <w:pPr>
-              <w:spacing w:after="20" w:line="252" w:lineRule="auto"/>
-            </w:pPr>
-            <w:r>
-              <w:rPr>
-                <w:sz w:val="18"/>
-              </w:rPr>
-              <w:t>Recovery report</w:t>
-            </w:r>
-          </w:p>
-        </w:tc>
-      </w:tr>
-      <w:tr>
-        <w:trPr>
-          <w:cantSplit/>
-        </w:trPr>
-        <w:tc>
-          <w:tcPr>
-            <w:tcW w:type="dxa" w:w="3061"/>
-            <w:shd w:val="clear" w:color="auto" w:fill="FAFAFB"/>
-            <w:vAlign w:val="center"/>
-          </w:tcPr>
-          <w:p>
-            <w:pPr>
-              <w:spacing w:after="20" w:line="252" w:lineRule="auto"/>
-            </w:pPr>
-            <w:r>
-              <w:rPr>
-                <w:b/>
-                <w:sz w:val="18"/>
-              </w:rPr>
-              <w:t>Median first-reply time</w:t>
-            </w:r>
-          </w:p>
-        </w:tc>
-        <w:tc>
-          <w:tcPr>
-            <w:tcW w:type="dxa" w:w="2381"/>
-            <w:shd w:val="clear" w:color="auto" w:fill="FAFAFB"/>
-            <w:vAlign w:val="center"/>
-          </w:tcPr>
-          <w:p>
-            <w:pPr>
-              <w:spacing w:after="20" w:line="252" w:lineRule="auto"/>
-            </w:pPr>
-            <w:r>
-              <w:rPr>
-                <w:b/>
-                <w:color w:val="20242B"/>
-                <w:sz w:val="18"/>
-                <w:shd w:val="clear" w:color="auto" w:fill="FFF1A8"/>
-              </w:rPr>
-              <w:t>[[ ]]</w:t>
-            </w:r>
-          </w:p>
-        </w:tc>
-        <w:tc>
-          <w:tcPr>
-            <w:tcW w:type="dxa" w:w="1928"/>
-            <w:shd w:val="clear" w:color="auto" w:fill="FAFAFB"/>
-            <w:vAlign w:val="center"/>
-          </w:tcPr>
-          <w:p>
-            <w:pPr>
-              <w:spacing w:after="20" w:line="252" w:lineRule="auto"/>
-            </w:pPr>
-            <w:r>
-              <w:rPr>
-                <w:b/>
-                <w:color w:val="20242B"/>
-                <w:sz w:val="18"/>
-                <w:shd w:val="clear" w:color="auto" w:fill="FFF1A8"/>
-              </w:rPr>
-              <w:t>[[ ]]</w:t>
-            </w:r>
-          </w:p>
-        </w:tc>
-        <w:tc>
-          <w:tcPr>
-            <w:tcW w:type="dxa" w:w="2268"/>
-            <w:shd w:val="clear" w:color="auto" w:fill="FAFAFB"/>
-            <w:vAlign w:val="center"/>
-          </w:tcPr>
-          <w:p>
-            <w:pPr>
-              <w:spacing w:after="20" w:line="252" w:lineRule="auto"/>
-            </w:pPr>
-            <w:r>
-              <w:rPr>
-                <w:sz w:val="18"/>
-              </w:rPr>
-              <w:t>Inbox</w:t>
-            </w:r>
-          </w:p>
-        </w:tc>
-      </w:tr>
-      <w:tr>
-        <w:trPr>
-          <w:cantSplit/>
-        </w:trPr>
-        <w:tc>
-          <w:tcPr>
-            <w:tcW w:type="dxa" w:w="3061"/>
-            <w:vAlign w:val="center"/>
-          </w:tcPr>
-          <w:p>
-            <w:pPr>
-              <w:spacing w:after="20" w:line="252" w:lineRule="auto"/>
-            </w:pPr>
-            <w:r>
-              <w:rPr>
-                <w:b/>
-                <w:sz w:val="18"/>
-              </w:rPr>
-              <w:t>Cost per conversation (R)</w:t>
-            </w:r>
-          </w:p>
-        </w:tc>
-        <w:tc>
-          <w:tcPr>
-            <w:tcW w:type="dxa" w:w="2381"/>
-            <w:vAlign w:val="center"/>
-          </w:tcPr>
-          <w:p>
-            <w:pPr>
-              <w:spacing w:after="20" w:line="252" w:lineRule="auto"/>
-            </w:pPr>
-            <w:r>
-              <w:rPr>
-                <w:b/>
-                <w:color w:val="20242B"/>
-                <w:sz w:val="18"/>
-                <w:shd w:val="clear" w:color="auto" w:fill="FFF1A8"/>
-              </w:rPr>
-              <w:t>[[ ]]</w:t>
-            </w:r>
-          </w:p>
-        </w:tc>
-        <w:tc>
-          <w:tcPr>
-            <w:tcW w:type="dxa" w:w="1928"/>
-            <w:vAlign w:val="center"/>
-          </w:tcPr>
-          <w:p>
-            <w:pPr>
-              <w:spacing w:after="20" w:line="252" w:lineRule="auto"/>
-            </w:pPr>
-            <w:r>
-              <w:rPr>
-                <w:b/>
-                <w:color w:val="20242B"/>
-                <w:sz w:val="18"/>
-                <w:shd w:val="clear" w:color="auto" w:fill="FFF1A8"/>
-              </w:rPr>
-              <w:t>[[ ]]</w:t>
-            </w:r>
-          </w:p>
-        </w:tc>
-        <w:tc>
-          <w:tcPr>
-            <w:tcW w:type="dxa" w:w="2268"/>
-            <w:vAlign w:val="center"/>
-          </w:tcPr>
-          <w:p>
-            <w:pPr>
-              <w:spacing w:after="20" w:line="252" w:lineRule="auto"/>
-            </w:pPr>
-            <w:r>
-              <w:rPr>
-                <w:sz w:val="18"/>
-              </w:rPr>
-              <w:t>Ads + Meta fees</w:t>
-            </w:r>
-          </w:p>
-        </w:tc>
-      </w:tr>
-      <w:tr>
-        <w:trPr>
-          <w:cantSplit/>
-        </w:trPr>
-        <w:tc>
-          <w:tcPr>
-            <w:tcW w:type="dxa" w:w="3061"/>
-            <w:shd w:val="clear" w:color="auto" w:fill="FAFAFB"/>
-            <w:vAlign w:val="center"/>
-          </w:tcPr>
-          <w:p>
-            <w:pPr>
-              <w:spacing w:after="20" w:line="252" w:lineRule="auto"/>
-            </w:pPr>
-            <w:r>
-              <w:rPr>
-                <w:b/>
-                <w:sz w:val="18"/>
-              </w:rPr>
-              <w:t>Return on ad spend</w:t>
-            </w:r>
-          </w:p>
-        </w:tc>
-        <w:tc>
-          <w:tcPr>
-            <w:tcW w:type="dxa" w:w="2381"/>
-            <w:shd w:val="clear" w:color="auto" w:fill="FAFAFB"/>
-            <w:vAlign w:val="center"/>
-          </w:tcPr>
-          <w:p>
-            <w:pPr>
-              <w:spacing w:after="20" w:line="252" w:lineRule="auto"/>
-            </w:pPr>
-            <w:r>
-              <w:rPr>
-                <w:b/>
-                <w:color w:val="20242B"/>
-                <w:sz w:val="18"/>
-                <w:shd w:val="clear" w:color="auto" w:fill="FFF1A8"/>
-              </w:rPr>
-              <w:t>[[ ]]</w:t>
-            </w:r>
-          </w:p>
-        </w:tc>
-        <w:tc>
-          <w:tcPr>
-            <w:tcW w:type="dxa" w:w="1928"/>
-            <w:shd w:val="clear" w:color="auto" w:fill="FAFAFB"/>
-            <w:vAlign w:val="center"/>
-          </w:tcPr>
-          <w:p>
-            <w:pPr>
-              <w:spacing w:after="20" w:line="252" w:lineRule="auto"/>
-            </w:pPr>
-            <w:r>
-              <w:rPr>
-                <w:b/>
-                <w:color w:val="20242B"/>
-                <w:sz w:val="18"/>
-                <w:shd w:val="clear" w:color="auto" w:fill="FFF1A8"/>
-              </w:rPr>
-              <w:t>[[ ]]</w:t>
-            </w:r>
-          </w:p>
-        </w:tc>
-        <w:tc>
-          <w:tcPr>
-            <w:tcW w:type="dxa" w:w="2268"/>
-            <w:shd w:val="clear" w:color="auto" w:fill="FAFAFB"/>
-            <w:vAlign w:val="center"/>
-          </w:tcPr>
-          <w:p>
-            <w:pPr>
-              <w:spacing w:after="20" w:line="252" w:lineRule="auto"/>
-            </w:pPr>
-            <w:r>
-              <w:rPr>
-                <w:sz w:val="18"/>
-              </w:rPr>
-              <w:t>Ads + orders</w:t>
-            </w:r>
-          </w:p>
-        </w:tc>
-      </w:tr>
-      <w:tr>
-        <w:trPr>
-          <w:cantSplit/>
-        </w:trPr>
-        <w:tc>
-          <w:tcPr>
-            <w:tcW w:type="dxa" w:w="3061"/>
-            <w:vAlign w:val="center"/>
-          </w:tcPr>
-          <w:p>
-            <w:pPr>
-              <w:spacing w:after="20" w:line="252" w:lineRule="auto"/>
-            </w:pPr>
-            <w:r>
-              <w:rPr>
-                <w:b/>
-                <w:sz w:val="18"/>
-              </w:rPr>
-              <w:t>Opt-outs (keep low)</w:t>
-            </w:r>
-          </w:p>
-        </w:tc>
-        <w:tc>
-          <w:tcPr>
-            <w:tcW w:type="dxa" w:w="2381"/>
-            <w:vAlign w:val="center"/>
-          </w:tcPr>
-          <w:p>
-            <w:pPr>
-              <w:spacing w:after="20" w:line="252" w:lineRule="auto"/>
-            </w:pPr>
-            <w:r>
-              <w:rPr>
-                <w:b/>
-                <w:color w:val="20242B"/>
-                <w:sz w:val="18"/>
-                <w:shd w:val="clear" w:color="auto" w:fill="FFF1A8"/>
-              </w:rPr>
-              <w:t>[[ ]]</w:t>
-            </w:r>
-          </w:p>
-        </w:tc>
-        <w:tc>
-          <w:tcPr>
-            <w:tcW w:type="dxa" w:w="1928"/>
-            <w:vAlign w:val="center"/>
-          </w:tcPr>
-          <w:p>
-            <w:pPr>
-              <w:spacing w:after="20" w:line="252" w:lineRule="auto"/>
-            </w:pPr>
-            <w:r>
-              <w:rPr>
-                <w:b/>
-                <w:color w:val="20242B"/>
-                <w:sz w:val="18"/>
-                <w:shd w:val="clear" w:color="auto" w:fill="FFF1A8"/>
-              </w:rPr>
-              <w:t>[[ ]]</w:t>
-            </w:r>
-          </w:p>
-        </w:tc>
-        <w:tc>
-          <w:tcPr>
-            <w:tcW w:type="dxa" w:w="2268"/>
             <w:vAlign w:val="center"/>
           </w:tcPr>
           <w:p>
@@ -10245,7 +9223,7 @@
               <w:rPr>
                 <w:sz w:val="19"/>
               </w:rPr>
-              <w:t>Dashboard check: orders, conversations, spend, stock; quick fixes</w:t>
+              <w:t>Check orders, leads and stock; quick fixes</w:t>
             </w:r>
           </w:p>
         </w:tc>
@@ -10260,12 +9238,9 @@
             </w:pPr>
             <w:r>
               <w:rPr>
-                <w:b/>
-                <w:color w:val="20242B"/>
                 <w:sz w:val="19"/>
-                <w:shd w:val="clear" w:color="auto" w:fill="FFF1A8"/>
-              </w:rPr>
-              <w:t>[[FLUXMUSE LEAD]]</w:t>
+              </w:rPr>
+              <w:t>Thabo Malebadi</w:t>
             </w:r>
           </w:p>
         </w:tc>
@@ -10477,7 +9452,7 @@
     <w:p>
       <w:r>
         <w:rPr/>
-        <w:t>FluxMuse campaigns support approvals, so nothing goes live without sign-off.</w:t>
+        <w:t>Nothing goes out without your sign-off.</w:t>
       </w:r>
     </w:p>
     <w:tbl>
@@ -10637,33 +9612,24 @@
               <w:rPr>
                 <w:sz w:val="18"/>
               </w:rPr>
-              <w:t xml:space="preserve">Creator agent + </w:t>
-            </w:r>
-            <w:r>
-              <w:rPr>
-                <w:b/>
-                <w:color w:val="20242B"/>
+              <w:t>FluxMuse AI + Thabo Malebadi</w:t>
+            </w:r>
+          </w:p>
+        </w:tc>
+        <w:tc>
+          <w:tcPr>
+            <w:tcW w:type="dxa" w:w="3628"/>
+            <w:vAlign w:val="center"/>
+          </w:tcPr>
+          <w:p>
+            <w:pPr>
+              <w:spacing w:after="20" w:line="252" w:lineRule="auto"/>
+            </w:pPr>
+            <w:r>
+              <w:rPr>
                 <w:sz w:val="18"/>
-                <w:shd w:val="clear" w:color="auto" w:fill="FFF1A8"/>
-              </w:rPr>
-              <w:t>[[FLUXMUSE LEAD]]</w:t>
-            </w:r>
-          </w:p>
-        </w:tc>
-        <w:tc>
-          <w:tcPr>
-            <w:tcW w:type="dxa" w:w="3628"/>
-            <w:vAlign w:val="center"/>
-          </w:tcPr>
-          <w:p>
-            <w:pPr>
-              <w:spacing w:after="20" w:line="252" w:lineRule="auto"/>
-            </w:pPr>
-            <w:r>
-              <w:rPr>
-                <w:sz w:val="18"/>
-              </w:rPr>
-              <w:t>Copy, images and broadcast drafts in each language</w:t>
+              </w:rPr>
+              <w:t>Captions, images and broadcast drafts in each language</w:t>
             </w:r>
           </w:p>
         </w:tc>
@@ -10845,7 +9811,7 @@
               <w:rPr>
                 <w:sz w:val="18"/>
               </w:rPr>
-              <w:t>Approve or comment in FluxMuse</w:t>
+              <w:t>Approve or comment on WhatsApp</w:t>
             </w:r>
           </w:p>
         </w:tc>
@@ -10972,7 +9938,7 @@
                 <w:b/>
                 <w:sz w:val="18"/>
               </w:rPr>
-              <w:t>5. Schedule and publish</w:t>
+              <w:t>5. Publish</w:t>
             </w:r>
           </w:p>
         </w:tc>
@@ -10989,7 +9955,7 @@
               <w:rPr>
                 <w:sz w:val="18"/>
               </w:rPr>
-              <w:t>Publisher agent</w:t>
+              <w:t>FluxMuse and client</w:t>
             </w:r>
           </w:p>
         </w:tc>
@@ -11006,7 +9972,7 @@
               <w:rPr>
                 <w:sz w:val="18"/>
               </w:rPr>
-              <w:t>Scheduled by channel and time</w:t>
+              <w:t>Broadcasts and TikTok via FluxMuse; other posts by hand</w:t>
             </w:r>
           </w:p>
         </w:tc>
@@ -11023,7 +9989,7 @@
               <w:rPr>
                 <w:sz w:val="18"/>
               </w:rPr>
-              <w:t>Automatic</w:t>
+              <w:t>Per calendar</w:t>
             </w:r>
           </w:p>
         </w:tc>
@@ -11382,7 +10348,7 @@
                 <w:b/>
                 <w:sz w:val="17"/>
               </w:rPr>
-              <w:t>Instagram not approved in time</w:t>
+              <w:t>Meta auto-posting not approved in time</w:t>
             </w:r>
           </w:p>
         </w:tc>
@@ -11421,7 +10387,7 @@
               <w:rPr>
                 <w:sz w:val="17"/>
               </w:rPr>
-              <w:t>Less reach</w:t>
+              <w:t>More manual work</w:t>
             </w:r>
           </w:p>
         </w:tc>
@@ -11439,7 +10405,7 @@
               <w:rPr>
                 <w:sz w:val="17"/>
               </w:rPr>
-              <w:t>Manual Instagram posting; lean on WhatsApp and Facebook</w:t>
+              <w:t>Post Facebook and Instagram by hand; lean on WhatsApp and TikTok</w:t>
             </w:r>
           </w:p>
         </w:tc>
@@ -11632,7 +10598,7 @@
               <w:rPr>
                 <w:sz w:val="17"/>
               </w:rPr>
-              <w:t>Catalog synced with store; stock limits in copy</w:t>
+              <w:t>Mark items SOLD; stock limits in copy</w:t>
             </w:r>
           </w:p>
         </w:tc>
@@ -11840,7 +10806,7 @@
               <w:rPr>
                 <w:sz w:val="17"/>
               </w:rPr>
-              <w:t>Several payment options; cart recovery; confirm orders later</w:t>
+              <w:t>Orders kept on WhatsApp; confirm later</w:t>
             </w:r>
           </w:p>
         </w:tc>
@@ -12033,7 +10999,7 @@
               <w:rPr>
                 <w:sz w:val="17"/>
               </w:rPr>
-              <w:t>Opted-in lists only; suppression and opt-outs honoured</w:t>
+              <w:t>Opted-in lists only; opt-outs honoured</w:t>
             </w:r>
           </w:p>
         </w:tc>
@@ -12074,7 +11040,7 @@
     <w:p>
       <w:r>
         <w:rPr/>
-        <w:t>Fluxmuse Pty Ltd processes personal information in line with the Protection of Personal Information Act, 2013 (POPIA), and the platform is built to be POPIA, NDPR and GDPR ready. For this proposal:</w:t>
+        <w:t>Fluxmuse (Pty) Ltd processes personal information in line with the Protection of Personal Information Act, 2013 (POPIA). For this proposal:</w:t>
       </w:r>
     </w:p>
     <w:p>
@@ -12108,7 +11074,7 @@
       </w:pPr>
       <w:r>
         <w:rPr/>
-        <w:t>Marketing messages on WhatsApp, SMS and email go only to people who have opted in, and every broadcast includes a way to opt out. Email suppression lists are kept in FluxMuse.</w:t>
+        <w:t>WhatsApp broadcasts go only to people who have opted in, and every broadcast includes a way to opt out.</w:t>
       </w:r>
     </w:p>
     <w:p>
@@ -12117,7 +11083,7 @@
       </w:pPr>
       <w:r>
         <w:rPr/>
-        <w:t>Platform safeguards: row-level security on every database table, encrypted access tokens, audit export, and data export and account deletion on request.</w:t>
+        <w:t>Platform safeguards: row-level security on database tables, encrypted access tokens, and data export and account deletion on request.</w:t>
       </w:r>
     </w:p>
     <w:p>
@@ -12449,7 +11415,7 @@
                 <w:b/>
                 <w:sz w:val="18"/>
               </w:rPr>
-              <w:t>Free trial</w:t>
+              <w:t>Payment first</w:t>
             </w:r>
           </w:p>
         </w:tc>
@@ -12466,16 +11432,7 @@
               <w:rPr>
                 <w:sz w:val="18"/>
               </w:rPr>
-              <w:t xml:space="preserve">14-day free trial, no card required. Conversion to a paid plan: </w:t>
-            </w:r>
-            <w:r>
-              <w:rPr>
-                <w:b/>
-                <w:color w:val="20242B"/>
-                <w:sz w:val="18"/>
-                <w:shd w:val="clear" w:color="auto" w:fill="FFF1A8"/>
-              </w:rPr>
-              <w:t>[[LEGAL REVIEW REQUIRED]]</w:t>
+              <w:t>Every paid plan is paid in advance, from the first month. There is no trial period. The Free plan is a separate permanent plan.</w:t>
             </w:r>
           </w:p>
         </w:tc>
@@ -12546,7 +11503,7 @@
                 <w:sz w:val="18"/>
                 <w:shd w:val="clear" w:color="auto" w:fill="FFF1A8"/>
               </w:rPr>
-              <w:t>[[LEGAL REVIEW REQUIRED: refunds or pro-rating]]</w:t>
+              <w:t>[[LEGAL REVIEW REQUIRED: cancellation of annual plans]]</w:t>
             </w:r>
           </w:p>
           <w:p>
@@ -12557,7 +11514,7 @@
               <w:rPr>
                 <w:sz w:val="18"/>
               </w:rPr>
-              <w:t xml:space="preserve">Launch or pilot pricing on cancellation: </w:t>
+              <w:t xml:space="preserve">Founding Member discount on cancellation: </w:t>
             </w:r>
             <w:r>
               <w:rPr>
@@ -12589,7 +11546,7 @@
                 <w:b/>
                 <w:sz w:val="18"/>
               </w:rPr>
-              <w:t>Payment terms</w:t>
+              <w:t>Lead guarantee</w:t>
             </w:r>
           </w:p>
         </w:tc>
@@ -12606,52 +11563,7 @@
               <w:rPr>
                 <w:sz w:val="18"/>
               </w:rPr>
-              <w:t xml:space="preserve">Billed in advance in </w:t>
-            </w:r>
-            <w:r>
-              <w:rPr>
-                <w:b/>
-                <w:color w:val="20242B"/>
-                <w:sz w:val="18"/>
-                <w:shd w:val="clear" w:color="auto" w:fill="FFF1A8"/>
-              </w:rPr>
-              <w:t>[[CURRENCY]]</w:t>
-            </w:r>
-            <w:r>
-              <w:rPr>
-                <w:sz w:val="18"/>
-              </w:rPr>
-              <w:t xml:space="preserve"> by </w:t>
-            </w:r>
-            <w:r>
-              <w:rPr>
-                <w:b/>
-                <w:color w:val="20242B"/>
-                <w:sz w:val="18"/>
-                <w:shd w:val="clear" w:color="auto" w:fill="FFF1A8"/>
-              </w:rPr>
-              <w:t>[[PAYMENT METHOD]]</w:t>
-            </w:r>
-            <w:r>
-              <w:rPr>
-                <w:sz w:val="18"/>
-              </w:rPr>
-              <w:t xml:space="preserve">, due </w:t>
-            </w:r>
-            <w:r>
-              <w:rPr>
-                <w:b/>
-                <w:color w:val="20242B"/>
-                <w:sz w:val="18"/>
-                <w:shd w:val="clear" w:color="auto" w:fill="FFF1A8"/>
-              </w:rPr>
-              <w:t>[[N]]</w:t>
-            </w:r>
-            <w:r>
-              <w:rPr>
-                <w:sz w:val="18"/>
-              </w:rPr>
-              <w:t xml:space="preserve"> days from invoice. Late payment: </w:t>
+              <w:t xml:space="preserve">3 qualified leads in 30 days of go-live, on the conditions in this proposal; remedy is extended support at no extra charge, not a cash payment. </w:t>
             </w:r>
             <w:r>
               <w:rPr>
@@ -12684,7 +11596,7 @@
                 <w:b/>
                 <w:sz w:val="18"/>
               </w:rPr>
-              <w:t>Price changes</w:t>
+              <w:t>Payment terms</w:t>
             </w:r>
           </w:p>
         </w:tc>
@@ -12702,7 +11614,7 @@
               <w:rPr>
                 <w:sz w:val="18"/>
               </w:rPr>
-              <w:t xml:space="preserve">Notice of price changes: </w:t>
+              <w:t xml:space="preserve">Billed in advance in South African rand by </w:t>
             </w:r>
             <w:r>
               <w:rPr>
@@ -12711,13 +11623,22 @@
                 <w:sz w:val="18"/>
                 <w:shd w:val="clear" w:color="auto" w:fill="FFF1A8"/>
               </w:rPr>
+              <w:t>[[PAYMENT METHOD: Paystack / Yoco / Ozow]]</w:t>
+            </w:r>
+            <w:r>
+              <w:rPr>
+                <w:sz w:val="18"/>
+              </w:rPr>
+              <w:t xml:space="preserve">. Late payment: </w:t>
+            </w:r>
+            <w:r>
+              <w:rPr>
+                <w:b/>
+                <w:color w:val="20242B"/>
+                <w:sz w:val="18"/>
+                <w:shd w:val="clear" w:color="auto" w:fill="FFF1A8"/>
+              </w:rPr>
               <w:t>[[LEGAL REVIEW REQUIRED]]</w:t>
-            </w:r>
-            <w:r>
-              <w:rPr>
-                <w:sz w:val="18"/>
-              </w:rPr>
-              <w:t>. Local-currency prices in Nigeria, Kenya and Ghana are reviewed quarterly.</w:t>
             </w:r>
           </w:p>
         </w:tc>
@@ -12740,7 +11661,7 @@
                 <w:b/>
                 <w:sz w:val="18"/>
               </w:rPr>
-              <w:t>Third-party costs</w:t>
+              <w:t>Price changes</w:t>
             </w:r>
           </w:p>
         </w:tc>
@@ -12757,7 +11678,7 @@
               <w:rPr>
                 <w:sz w:val="18"/>
               </w:rPr>
-              <w:t xml:space="preserve">Meta WhatsApp message fees, ad spend, SMS and payment-processing fees are pass-through costs charged by those providers, not FluxMuse fees. Billing route: </w:t>
+              <w:t xml:space="preserve">Notice of price changes: </w:t>
             </w:r>
             <w:r>
               <w:rPr>
@@ -12790,7 +11711,7 @@
                 <w:b/>
                 <w:sz w:val="18"/>
               </w:rPr>
-              <w:t>Third-party platforms</w:t>
+              <w:t>Third-party costs</w:t>
             </w:r>
           </w:p>
         </w:tc>
@@ -12808,7 +11729,7 @@
               <w:rPr>
                 <w:sz w:val="18"/>
               </w:rPr>
-              <w:t xml:space="preserve">Features that rely on Meta, payment providers or other platforms depend on their policies and approvals. </w:t>
+              <w:t xml:space="preserve">Meta WhatsApp message fees, ad spend and payment-processing fees are pass-through costs charged by those providers, not FluxMuse fees. Billing route: </w:t>
             </w:r>
             <w:r>
               <w:rPr>
@@ -12817,7 +11738,7 @@
                 <w:sz w:val="18"/>
                 <w:shd w:val="clear" w:color="auto" w:fill="FFF1A8"/>
               </w:rPr>
-              <w:t>[[LEGAL REVIEW REQUIRED: availability and change clause]]</w:t>
+              <w:t>[[LEGAL REVIEW REQUIRED]]</w:t>
             </w:r>
           </w:p>
         </w:tc>
@@ -12840,7 +11761,7 @@
                 <w:b/>
                 <w:sz w:val="18"/>
               </w:rPr>
-              <w:t>Data protection</w:t>
+              <w:t>Third-party platforms</w:t>
             </w:r>
           </w:p>
         </w:tc>
@@ -12857,7 +11778,7 @@
               <w:rPr>
                 <w:sz w:val="18"/>
               </w:rPr>
-              <w:t xml:space="preserve">POPIA, as described in this proposal. Operator or data processing agreement: </w:t>
+              <w:t xml:space="preserve">Features that rely on Meta, payment providers or other platforms depend on their policies and approvals. </w:t>
             </w:r>
             <w:r>
               <w:rPr>
@@ -12866,7 +11787,7 @@
                 <w:sz w:val="18"/>
                 <w:shd w:val="clear" w:color="auto" w:fill="FFF1A8"/>
               </w:rPr>
-              <w:t>[[LEGAL REVIEW REQUIRED]]</w:t>
+              <w:t>[[LEGAL REVIEW REQUIRED: availability and change clause]]</w:t>
             </w:r>
           </w:p>
         </w:tc>
@@ -12890,7 +11811,7 @@
                 <w:b/>
                 <w:sz w:val="18"/>
               </w:rPr>
-              <w:t>Intellectual property</w:t>
+              <w:t>Data protection</w:t>
             </w:r>
           </w:p>
         </w:tc>
@@ -12904,6 +11825,12 @@
             <w:pPr>
               <w:spacing w:after="20" w:line="252" w:lineRule="auto"/>
             </w:pPr>
+            <w:r>
+              <w:rPr>
+                <w:sz w:val="18"/>
+              </w:rPr>
+              <w:t xml:space="preserve">POPIA, as described in this proposal. Operator or data processing agreement: </w:t>
+            </w:r>
             <w:r>
               <w:rPr>
                 <w:b/>
@@ -12911,7 +11838,7 @@
                 <w:sz w:val="18"/>
                 <w:shd w:val="clear" w:color="auto" w:fill="FFF1A8"/>
               </w:rPr>
-              <w:t>[[LEGAL REVIEW REQUIRED: ownership of client content, AI-generated content, brand assets, platform IP and licences]]</w:t>
+              <w:t>[[LEGAL REVIEW REQUIRED]]</w:t>
             </w:r>
           </w:p>
         </w:tc>
@@ -12934,7 +11861,7 @@
                 <w:b/>
                 <w:sz w:val="18"/>
               </w:rPr>
-              <w:t>Limitation of liability</w:t>
+              <w:t>Intellectual property</w:t>
             </w:r>
           </w:p>
         </w:tc>
@@ -12947,12 +11874,6 @@
             <w:pPr>
               <w:spacing w:after="20" w:line="252" w:lineRule="auto"/>
             </w:pPr>
-            <w:r>
-              <w:rPr>
-                <w:sz w:val="18"/>
-              </w:rPr>
-              <w:t xml:space="preserve">Liability cap: </w:t>
-            </w:r>
             <w:r>
               <w:rPr>
                 <w:b/>
@@ -12960,22 +11881,7 @@
                 <w:sz w:val="18"/>
                 <w:shd w:val="clear" w:color="auto" w:fill="FFF1A8"/>
               </w:rPr>
-              <w:t>[[LEGAL REVIEW REQUIRED: cap amount and basis]]</w:t>
-            </w:r>
-            <w:r>
-              <w:rPr>
-                <w:sz w:val="18"/>
-              </w:rPr>
-              <w:t xml:space="preserve">. Exclusions: </w:t>
-            </w:r>
-            <w:r>
-              <w:rPr>
-                <w:b/>
-                <w:color w:val="20242B"/>
-                <w:sz w:val="18"/>
-                <w:shd w:val="clear" w:color="auto" w:fill="FFF1A8"/>
-              </w:rPr>
-              <w:t>[[LEGAL REVIEW REQUIRED]]</w:t>
+              <w:t>[[LEGAL REVIEW REQUIRED: ownership of client content, AI-generated content, brand assets, platform IP and licences]]</w:t>
             </w:r>
           </w:p>
         </w:tc>
@@ -12999,7 +11905,7 @@
                 <w:b/>
                 <w:sz w:val="18"/>
               </w:rPr>
-              <w:t>Governing law and disputes</w:t>
+              <w:t>Limitation of liability</w:t>
             </w:r>
           </w:p>
         </w:tc>
@@ -13007,6 +11913,70 @@
           <w:tcPr>
             <w:tcW w:type="dxa" w:w="7030"/>
             <w:shd w:val="clear" w:color="auto" w:fill="FAFAFB"/>
+            <w:vAlign w:val="center"/>
+          </w:tcPr>
+          <w:p>
+            <w:pPr>
+              <w:spacing w:after="20" w:line="252" w:lineRule="auto"/>
+            </w:pPr>
+            <w:r>
+              <w:rPr>
+                <w:sz w:val="18"/>
+              </w:rPr>
+              <w:t xml:space="preserve">Liability cap: </w:t>
+            </w:r>
+            <w:r>
+              <w:rPr>
+                <w:b/>
+                <w:color w:val="20242B"/>
+                <w:sz w:val="18"/>
+                <w:shd w:val="clear" w:color="auto" w:fill="FFF1A8"/>
+              </w:rPr>
+              <w:t>[[LEGAL REVIEW REQUIRED: cap amount and basis]]</w:t>
+            </w:r>
+            <w:r>
+              <w:rPr>
+                <w:sz w:val="18"/>
+              </w:rPr>
+              <w:t xml:space="preserve">. Exclusions: </w:t>
+            </w:r>
+            <w:r>
+              <w:rPr>
+                <w:b/>
+                <w:color w:val="20242B"/>
+                <w:sz w:val="18"/>
+                <w:shd w:val="clear" w:color="auto" w:fill="FFF1A8"/>
+              </w:rPr>
+              <w:t>[[LEGAL REVIEW REQUIRED]]</w:t>
+            </w:r>
+          </w:p>
+        </w:tc>
+      </w:tr>
+      <w:tr>
+        <w:trPr>
+          <w:cantSplit/>
+        </w:trPr>
+        <w:tc>
+          <w:tcPr>
+            <w:tcW w:type="dxa" w:w="2608"/>
+            <w:vAlign w:val="center"/>
+          </w:tcPr>
+          <w:p>
+            <w:pPr>
+              <w:spacing w:after="20" w:line="252" w:lineRule="auto"/>
+            </w:pPr>
+            <w:r>
+              <w:rPr>
+                <w:b/>
+                <w:sz w:val="18"/>
+              </w:rPr>
+              <w:t>Governing law and disputes</w:t>
+            </w:r>
+          </w:p>
+        </w:tc>
+        <w:tc>
+          <w:tcPr>
+            <w:tcW w:type="dxa" w:w="7030"/>
             <w:vAlign w:val="center"/>
           </w:tcPr>
           <w:p>
@@ -13046,19 +12016,7 @@
       </w:pPr>
       <w:r>
         <w:rPr/>
-        <w:t xml:space="preserve">To go ahead, tick your choices, sign below and send a copy to </w:t>
-      </w:r>
-      <w:r>
-        <w:rPr>
-          <w:b/>
-          <w:color w:val="20242B"/>
-          <w:shd w:val="clear" w:color="auto" w:fill="FFF1A8"/>
-        </w:rPr>
-        <w:t>[[EMAIL]]</w:t>
-      </w:r>
-      <w:r>
-        <w:rPr/>
-        <w:t xml:space="preserve"> or WhatsApp </w:t>
+        <w:t xml:space="preserve">To go ahead, tick your choices, sign below and send a copy to thabo@fluxmuse.com or WhatsApp </w:t>
       </w:r>
       <w:r>
         <w:rPr>
@@ -13170,7 +12128,7 @@
           <w:color w:val="20242B"/>
           <w:shd w:val="clear" w:color="auto" w:fill="FFF1A8"/>
         </w:rPr>
-        <w:t>[[Growth / Scale]]</w:t>
+        <w:t>[[Starter / Growth / Scale]]</w:t>
       </w:r>
       <w:r>
         <w:rPr/>
@@ -13410,7 +12368,7 @@
                 <w:color w:val="20242B"/>
                 <w:sz w:val="20"/>
               </w:rPr>
-              <w:t>For Fluxmuse Pty Ltd</w:t>
+              <w:t>For Fluxmuse (Pty) Ltd</w:t>
             </w:r>
           </w:p>
         </w:tc>

--- a/docs/go-to-market/03_Proposal_Templates/FluxMuse_Proposal_Brand_Campaign.docx
+++ b/docs/go-to-market/03_Proposal_Templates/FluxMuse_Proposal_Brand_Campaign.docx
@@ -686,7 +686,44 @@
                 <w:sz w:val="19"/>
               </w:rPr>
               <w:tab/>
-              <w:t>Founding Member is live for South African sign-ups: 30% off the first two monthly bills on Starter, Growth and Scale. No end date is set, so don't print one. Never on Agency or partner wholesale.</w:t>
+              <w:t>Founding Member is live on every self-serve plan, Nano to Agency (not Custom): 30% off the first two monthly bills, for sign-ups until 31 December 2026. It doesn't stack with partner wholesale or partner-level discounts.</w:t>
+            </w:r>
+          </w:p>
+          <w:p>
+            <w:pPr>
+              <w:tabs>
+                <w:tab w:pos="397" w:val="left"/>
+              </w:tabs>
+              <w:spacing w:after="60"/>
+              <w:ind w:left="397" w:hanging="397"/>
+            </w:pPr>
+            <w:sdt>
+              <w:sdtPr>
+                <w:rPr>
+                  <w:rFonts w:ascii="MS Gothic" w:eastAsia="MS Gothic" w:hAnsi="MS Gothic" w:hint="eastAsia"/>
+                </w:rPr>
+                <w14:checkbox>
+                  <w14:checked w14:val="0"/>
+                  <w14:checkedState w14:val="2612" w14:font="MS Gothic"/>
+                  <w14:uncheckedState w14:val="2610" w14:font="MS Gothic"/>
+                </w14:checkbox>
+              </w:sdtPr>
+              <w:sdtContent>
+                <w:r>
+                  <w:rPr>
+                    <w:rFonts w:ascii="MS Gothic" w:eastAsia="MS Gothic" w:hAnsi="MS Gothic" w:hint="eastAsia"/>
+                    <w:color w:val="20242B"/>
+                  </w:rPr>
+                  <w:t>☐</w:t>
+                </w:r>
+              </w:sdtContent>
+            </w:sdt>
+            <w:r>
+              <w:rPr>
+                <w:sz w:val="19"/>
+              </w:rPr>
+              <w:tab/>
+              <w:t>Never name a payment provider or gateway. Say “via our payment partners”. Card and EFT is how FluxMuse subscriptions are paid in South Africa today.</w:t>
             </w:r>
           </w:p>
           <w:p>
@@ -3621,7 +3658,7 @@
               <w:rPr>
                 <w:sz w:val="18"/>
               </w:rPr>
-              <w:t>Paystack</w:t>
+              <w:t>Card and EFT, via our payment partners</w:t>
             </w:r>
           </w:p>
         </w:tc>
@@ -7326,7 +7363,7 @@
           <w:color w:val="5B6570"/>
           <w:sz w:val="17"/>
         </w:rPr>
-        <w:t>*Founding Member: South African sign-ups pay 30% less for their first two monthly bills. It is a discount, not a free period. Payment first; no trial. Delete the plans you don't recommend.</w:t>
+        <w:t>*Founding Member: 30% off the first two monthly bills on every plan from Nano to Agency, for sign-ups until 31 December 2026. It is a discount, not a free period. Payment first; no trial. Delete the plans you don't recommend.</w:t>
       </w:r>
     </w:p>
     <w:p>
@@ -11623,7 +11660,7 @@
                 <w:sz w:val="18"/>
                 <w:shd w:val="clear" w:color="auto" w:fill="FFF1A8"/>
               </w:rPr>
-              <w:t>[[PAYMENT METHOD: Paystack / Yoco / Ozow]]</w:t>
+              <w:t>[[PAYMENT METHOD: card / EFT]]</w:t>
             </w:r>
             <w:r>
               <w:rPr>
